--- a/projects/valuepickr-open-screen/docs/IZMO Ltd.docx
+++ b/projects/valuepickr-open-screen/docs/IZMO Ltd.docx
@@ -32,7 +32,7 @@
           <w:sz w:val="22"/>
           <w:szCs w:val="22"/>
         </w:rPr>
-        <w:t xml:space="preserve">Automotive digital-imaging/CRM software firm with an asymmetric silicon-photonics / semiconductor-packaging optionality (national mission partner) — but a serious promoter-integrity overhang (past SEBI misleading-disclosure finding; promoter's bail revoked in a duty-evasion case) and unaudited US books</w:t>
+        <w:t xml:space="preserve">Automotive digital-imaging/CRM software firm whose silicon-photonics / semiconductor-packaging bet has moved from lab-stage to early commercial (40 GHz defence package shipping, Rs 45-50 Cr FY27 guide, Rs 40 Cr order book) — but a serious promoter-integrity overhang (past SEBI misleading-disclosure finding; promoter's bail revoked in a duty-evasion case) and unaudited US books keep conviction Low</w:t>
       </w:r>
     </w:p>
     <w:p>
@@ -99,7 +99,7 @@
           </w:tcPr>
           <w:p>
             <w:r>
-              <w:t xml:space="preserve">~Rs 1,280 Cr</w:t>
+              <w:t xml:space="preserve">~Rs 1,360 Cr (Sep 2026)</w:t>
             </w:r>
           </w:p>
         </w:tc>
@@ -126,7 +126,7 @@
           </w:tcPr>
           <w:p>
             <w:r>
-              <w:t xml:space="preserve">~Rs 855 / Rs 562–Rs 1,380</w:t>
+              <w:t xml:space="preserve">~Rs 908 / Rs 562–Rs 1,380</w:t>
             </w:r>
           </w:p>
         </w:tc>
@@ -153,88 +153,142 @@
           </w:tcPr>
           <w:p>
             <w:r>
-              <w:t xml:space="preserve">~12.6% / ~12.4%</w:t>
-            </w:r>
-          </w:p>
-        </w:tc>
-      </w:tr>
-      <w:tr>
-        <w:tc>
-          <w:tcPr>
-            <w:tcW w:type="dxa" w:w="3200"/>
-            <w:shd w:fill="F2F2F2" w:val="clear"/>
-          </w:tcPr>
-          <w:p>
-            <w:r>
-              <w:rPr>
-                <w:b/>
-                <w:bCs/>
-              </w:rPr>
-              <w:t xml:space="preserve">Revenue growth</w:t>
-            </w:r>
-          </w:p>
-        </w:tc>
-        <w:tc>
-          <w:tcPr>
-            <w:tcW w:type="dxa" w:w="5800"/>
-          </w:tcPr>
-          <w:p>
-            <w:r>
-              <w:t xml:space="preserve">FY25 ~+20% YoY; company projects ~25–30% for the current year</w:t>
-            </w:r>
-          </w:p>
-        </w:tc>
-      </w:tr>
-      <w:tr>
-        <w:tc>
-          <w:tcPr>
-            <w:tcW w:type="dxa" w:w="3200"/>
-            <w:shd w:fill="F2F2F2" w:val="clear"/>
-          </w:tcPr>
-          <w:p>
-            <w:r>
-              <w:rPr>
-                <w:b/>
-                <w:bCs/>
-              </w:rPr>
-              <w:t xml:space="preserve">P/E</w:t>
-            </w:r>
-          </w:p>
-        </w:tc>
-        <w:tc>
-          <w:tcPr>
-            <w:tcW w:type="dxa" w:w="5800"/>
-          </w:tcPr>
-          <w:p>
-            <w:r>
-              <w:t xml:space="preserve">~24x</w:t>
-            </w:r>
-          </w:p>
-        </w:tc>
-      </w:tr>
-      <w:tr>
-        <w:tc>
-          <w:tcPr>
-            <w:tcW w:type="dxa" w:w="3200"/>
-            <w:shd w:fill="F2F2F2" w:val="clear"/>
-          </w:tcPr>
-          <w:p>
-            <w:r>
-              <w:rPr>
-                <w:b/>
-                <w:bCs/>
-              </w:rPr>
-              <w:t xml:space="preserve">Book value</w:t>
-            </w:r>
-          </w:p>
-        </w:tc>
-        <w:tc>
-          <w:tcPr>
-            <w:tcW w:type="dxa" w:w="5800"/>
-          </w:tcPr>
-          <w:p>
-            <w:r>
-              <w:t xml:space="preserve">~Rs 273</w:t>
+              <w:t xml:space="preserve">~13% / ~12.4%</w:t>
+            </w:r>
+          </w:p>
+        </w:tc>
+      </w:tr>
+      <w:tr>
+        <w:tc>
+          <w:tcPr>
+            <w:tcW w:type="dxa" w:w="3200"/>
+            <w:shd w:fill="F2F2F2" w:val="clear"/>
+          </w:tcPr>
+          <w:p>
+            <w:r>
+              <w:rPr>
+                <w:b/>
+                <w:bCs/>
+              </w:rPr>
+              <w:t xml:space="preserve">P/E / P/B</w:t>
+            </w:r>
+          </w:p>
+        </w:tc>
+        <w:tc>
+          <w:tcPr>
+            <w:tcW w:type="dxa" w:w="5800"/>
+          </w:tcPr>
+          <w:p>
+            <w:r>
+              <w:t xml:space="preserve">~25x / ~3.4x (book value ~Rs 273); near debt-free (~Rs 5 Cr borrowings)</w:t>
+            </w:r>
+          </w:p>
+        </w:tc>
+      </w:tr>
+      <w:tr>
+        <w:tc>
+          <w:tcPr>
+            <w:tcW w:type="dxa" w:w="3200"/>
+            <w:shd w:fill="F2F2F2" w:val="clear"/>
+          </w:tcPr>
+          <w:p>
+            <w:r>
+              <w:rPr>
+                <w:b/>
+                <w:bCs/>
+              </w:rPr>
+              <w:t xml:space="preserve">Revenue (TTM / FY26)</w:t>
+            </w:r>
+          </w:p>
+        </w:tc>
+        <w:tc>
+          <w:tcPr>
+            <w:tcW w:type="dxa" w:w="5800"/>
+          </w:tcPr>
+          <w:p>
+            <w:r>
+              <w:t xml:space="preserve">TTM Rs 285 Cr (~+26% YoY); FY26 net profit ~Rs 48 Cr, EPS ~Rs 31.8, OPM ~18%</w:t>
+            </w:r>
+          </w:p>
+        </w:tc>
+      </w:tr>
+      <w:tr>
+        <w:tc>
+          <w:tcPr>
+            <w:tcW w:type="dxa" w:w="3200"/>
+            <w:shd w:fill="F2F2F2" w:val="clear"/>
+          </w:tcPr>
+          <w:p>
+            <w:r>
+              <w:rPr>
+                <w:b/>
+                <w:bCs/>
+              </w:rPr>
+              <w:t xml:space="preserve">Q1 FY27 (Jun 2026)</w:t>
+            </w:r>
+          </w:p>
+        </w:tc>
+        <w:tc>
+          <w:tcPr>
+            <w:tcW w:type="dxa" w:w="5800"/>
+          </w:tcPr>
+          <w:p>
+            <w:r>
+              <w:t xml:space="preserve">Revenue Rs 65.4 Cr (+15.7% YoY), operating EBITDA Rs 16.4 Cr (+69.6% YoY, margin 25.1%, +796 bps), PAT Rs 12.2 Cr (+103% YoY)</w:t>
+            </w:r>
+          </w:p>
+        </w:tc>
+      </w:tr>
+      <w:tr>
+        <w:tc>
+          <w:tcPr>
+            <w:tcW w:type="dxa" w:w="3200"/>
+            <w:shd w:fill="F2F2F2" w:val="clear"/>
+          </w:tcPr>
+          <w:p>
+            <w:r>
+              <w:rPr>
+                <w:b/>
+                <w:bCs/>
+              </w:rPr>
+              <w:t xml:space="preserve">izmo Microsystems (photonics/semicon)</w:t>
+            </w:r>
+          </w:p>
+        </w:tc>
+        <w:tc>
+          <w:tcPr>
+            <w:tcW w:type="dxa" w:w="5800"/>
+          </w:tcPr>
+          <w:p>
+            <w:r>
+              <w:t xml:space="preserve">Q1 FY27 revenue Rs 9.24 Cr (2nd quarter at this base); FY27 guidance Rs 45-50 Cr; order book Rs 40 Cr, pipeline Rs 100 Cr; 40 GHz RF defence package shipping</w:t>
+            </w:r>
+          </w:p>
+        </w:tc>
+      </w:tr>
+      <w:tr>
+        <w:tc>
+          <w:tcPr>
+            <w:tcW w:type="dxa" w:w="3200"/>
+            <w:shd w:fill="F2F2F2" w:val="clear"/>
+          </w:tcPr>
+          <w:p>
+            <w:r>
+              <w:rPr>
+                <w:b/>
+                <w:bCs/>
+              </w:rPr>
+              <w:t xml:space="preserve">Governance flags</w:t>
+            </w:r>
+          </w:p>
+        </w:tc>
+        <w:tc>
+          <w:tcPr>
+            <w:tcW w:type="dxa" w:w="5800"/>
+          </w:tcPr>
+          <w:p>
+            <w:r>
+              <w:t xml:space="preserve">Promoter holding 34.8% (rising); debtor days ~165; working capital ~142 days; no dividend; US subsidiary books unaudited</w:t>
             </w:r>
           </w:p>
         </w:tc>
@@ -250,7 +304,7 @@
         <w:spacing w:after="120"/>
       </w:pPr>
       <w:r>
-        <w:t xml:space="preserve">The core auto-software business is modest-quality (low-teens ROCE/ROE, ~20% growth) and has repeatedly lagged its own guidance. The bull case is entirely the photonics/semiconductor-packaging optionality: a small market cap against a very large potential TAM, a chokepoint position with no domestic competitors, and a tailwind from a proposed US ban on Chinese optical transceivers. But the technology is lab/early stage — well-funded US players have not commercialised it — and the promoter track record is the dominant risk (see below).</w:t>
+        <w:t xml:space="preserve">Two businesses. The core auto-retail software business (image library, OEM CRM/ILM, FrogData US dealer analytics) is modest-quality (low-teens ROCE/ROE) but is currently executing well - Q1 FY27 operating EBITDA margin jumped ~800 bps to 25% and PAT doubled, helped by the FrogData rollout into the FordDirect dealer ecosystem. The swing factor is izmo Microsystems: since the last pass it has moved from lab-stage to early commercial - a 40 GHz RF semiconductor package now in production shipment for defence, a Rs 40 Cr order book, a Rs 100 Cr pipeline and management guiding Rs 45-50 Cr of FY27 revenue, with a fund-raise planned to build toward ~Rs 1,200 Cr addressable capacity (revenue from Q3 FY28). This is real progress, but the segment is still only ~Rs 9 Cr/quarter and the promoter-integrity overhang (a 2017-18 SEBI misleading-disclosure finding, a criminal duty-evasion matter against the MD with bail revoked in Dec 2025) plus unaudited US books remain the dominant risk.</w:t>
       </w:r>
     </w:p>
     <w:p>
@@ -259,15 +313,478 @@
         <w:spacing w:after="120" w:before="280"/>
       </w:pPr>
       <w:r>
-        <w:t xml:space="preserve">Technical Read (Weekly / Monthly MACD + Bollinger Bands, or RSI/CCI/Williams %R proxy)</w:t>
-      </w:r>
-    </w:p>
-    <w:p>
-      <w:pPr>
-        <w:spacing w:after="120"/>
-      </w:pPr>
-      <w:r>
-        <w:t xml:space="preserve">Not pulled. Community notes &gt;50% drawdown from the top and repeated lower circuits in 2025.</w:t>
+        <w:t xml:space="preserve">Deep-Dive: Primary Documents (Annual Reports, Quarterly Results, Exchange Filings)</w:t>
+      </w:r>
+    </w:p>
+    <w:p>
+      <w:pPr>
+        <w:spacing w:after="120"/>
+      </w:pPr>
+      <w:r>
+        <w:rPr>
+          <w:i/>
+          <w:iCs/>
+          <w:color w:val="666666"/>
+          <w:sz w:val="18"/>
+          <w:szCs w:val="18"/>
+        </w:rPr>
+        <w:t xml:space="preserve">Pass 1 — 2026-09-08. Built from the company's own filings (3 years of annual reports, ~4 quarters of results/concalls, and 6 months of BSE/NSE announcements), read via the web — a deeper layer than the forum-sentiment read below.</w:t>
+      </w:r>
+    </w:p>
+    <w:p>
+      <w:pPr>
+        <w:spacing w:after="120"/>
+      </w:pPr>
+      <w:r>
+        <w:rPr>
+          <w:b/>
+          <w:bCs/>
+          <w:sz w:val="20"/>
+          <w:szCs w:val="20"/>
+        </w:rPr>
+        <w:t xml:space="preserve">Sources reviewed this pass:</w:t>
+      </w:r>
+    </w:p>
+    <w:p>
+      <w:pPr>
+        <w:pStyle w:val="ListParagraph"/>
+        <w:numPr>
+          <w:ilvl w:val="0"/>
+          <w:numId w:val="1"/>
+        </w:numPr>
+        <w:spacing w:after="60"/>
+      </w:pPr>
+      <w:r>
+        <w:t xml:space="preserve">screener.in consolidated (valuation, TTM, CAGRs, promoter/working-capital flags)</w:t>
+      </w:r>
+    </w:p>
+    <w:p>
+      <w:pPr>
+        <w:pStyle w:val="ListParagraph"/>
+        <w:numPr>
+          <w:ilvl w:val="0"/>
+          <w:numId w:val="1"/>
+        </w:numPr>
+        <w:spacing w:after="60"/>
+      </w:pPr>
+      <w:r>
+        <w:t xml:space="preserve">Sahi.com / Univest / EquityBulls / ScanX Q1 FY27 (Jun 2026) results + concall notes</w:t>
+      </w:r>
+    </w:p>
+    <w:p>
+      <w:pPr>
+        <w:pStyle w:val="ListParagraph"/>
+        <w:numPr>
+          <w:ilvl w:val="0"/>
+          <w:numId w:val="1"/>
+        </w:numPr>
+        <w:spacing w:after="60"/>
+      </w:pPr>
+      <w:r>
+        <w:t xml:space="preserve">TradeBrains - 40 GHz defence package / upper circuit</w:t>
+      </w:r>
+    </w:p>
+    <w:p>
+      <w:pPr>
+        <w:pStyle w:val="ListParagraph"/>
+        <w:numPr>
+          <w:ilvl w:val="0"/>
+          <w:numId w:val="1"/>
+        </w:numPr>
+        <w:spacing w:after="60"/>
+      </w:pPr>
+      <w:r>
+        <w:t xml:space="preserve">izmo Microsystems FY27 guidance + capacity-expansion plan (concall coverage)</w:t>
+      </w:r>
+    </w:p>
+    <w:p>
+      <w:pPr>
+        <w:spacing w:after="120"/>
+      </w:pPr>
+      <w:r>
+        <w:rPr>
+          <w:b/>
+          <w:bCs/>
+          <w:sz w:val="20"/>
+          <w:szCs w:val="20"/>
+        </w:rPr>
+        <w:t xml:space="preserve">Annual-report findings (3-year view):</w:t>
+      </w:r>
+    </w:p>
+    <w:p>
+      <w:pPr>
+        <w:pStyle w:val="ListParagraph"/>
+        <w:numPr>
+          <w:ilvl w:val="0"/>
+          <w:numId w:val="1"/>
+        </w:numPr>
+        <w:spacing w:after="60"/>
+      </w:pPr>
+      <w:r>
+        <w:t xml:space="preserve">FY26 revenue ~Rs 285 Cr TTM (~+26%), net profit ~Rs 48 Cr, EPS ~Rs 31.8, OPM ~18%; near debt-free (~Rs 5 Cr borrowings).</w:t>
+      </w:r>
+    </w:p>
+    <w:p>
+      <w:pPr>
+        <w:pStyle w:val="ListParagraph"/>
+        <w:numPr>
+          <w:ilvl w:val="0"/>
+          <w:numId w:val="1"/>
+        </w:numPr>
+        <w:spacing w:after="60"/>
+      </w:pPr>
+      <w:r>
+        <w:t xml:space="preserve">Working-capital intensive: debtor days ~165, working-capital cycle ~142 days - a persistent quality drag and a place where unaudited US receivables matter.</w:t>
+      </w:r>
+    </w:p>
+    <w:p>
+      <w:pPr>
+        <w:pStyle w:val="ListParagraph"/>
+        <w:numPr>
+          <w:ilvl w:val="0"/>
+          <w:numId w:val="1"/>
+        </w:numPr>
+        <w:spacing w:after="60"/>
+      </w:pPr>
+      <w:r>
+        <w:t xml:space="preserve">Promoter holding 34.8% and rising toward a stated ~40% - not a collapse, but still below a comfort level for a company with governance history.</w:t>
+      </w:r>
+    </w:p>
+    <w:p>
+      <w:pPr>
+        <w:pStyle w:val="ListParagraph"/>
+        <w:numPr>
+          <w:ilvl w:val="0"/>
+          <w:numId w:val="1"/>
+        </w:numPr>
+        <w:spacing w:after="60"/>
+      </w:pPr>
+      <w:r>
+        <w:t xml:space="preserve">No dividend despite consistent profitability - capital retained for the semicon build-out.</w:t>
+      </w:r>
+    </w:p>
+    <w:p>
+      <w:pPr>
+        <w:pStyle w:val="ListParagraph"/>
+        <w:numPr>
+          <w:ilvl w:val="0"/>
+          <w:numId w:val="1"/>
+        </w:numPr>
+        <w:spacing w:after="60"/>
+      </w:pPr>
+      <w:r>
+        <w:t xml:space="preserve">10-yr sales CAGR ~21%, profit CAGR ~35%; ROCE has generally sat ~12-14%, below a 15% quality bar.</w:t>
+      </w:r>
+    </w:p>
+    <w:p>
+      <w:pPr>
+        <w:spacing w:after="120"/>
+      </w:pPr>
+      <w:r>
+        <w:rPr>
+          <w:b/>
+          <w:bCs/>
+          <w:sz w:val="20"/>
+          <w:szCs w:val="20"/>
+        </w:rPr>
+        <w:t xml:space="preserve">Quarterly trend (last ~4 quarters + concall commentary):</w:t>
+      </w:r>
+    </w:p>
+    <w:p>
+      <w:pPr>
+        <w:pStyle w:val="ListParagraph"/>
+        <w:numPr>
+          <w:ilvl w:val="0"/>
+          <w:numId w:val="1"/>
+        </w:numPr>
+        <w:spacing w:after="60"/>
+      </w:pPr>
+      <w:r>
+        <w:t xml:space="preserve">Q1 FY26: revenue Rs 56.5 Cr, PAT Rs 6.0 Cr</w:t>
+      </w:r>
+    </w:p>
+    <w:p>
+      <w:pPr>
+        <w:pStyle w:val="ListParagraph"/>
+        <w:numPr>
+          <w:ilvl w:val="0"/>
+          <w:numId w:val="1"/>
+        </w:numPr>
+        <w:spacing w:after="60"/>
+      </w:pPr>
+      <w:r>
+        <w:t xml:space="preserve">FY26 full year: revenue ~Rs 285 Cr, PAT ~Rs 48 Cr (implies a strong H2)</w:t>
+      </w:r>
+    </w:p>
+    <w:p>
+      <w:pPr>
+        <w:pStyle w:val="ListParagraph"/>
+        <w:numPr>
+          <w:ilvl w:val="0"/>
+          <w:numId w:val="1"/>
+        </w:numPr>
+        <w:spacing w:after="60"/>
+      </w:pPr>
+      <w:r>
+        <w:t xml:space="preserve">Q1 FY27 (Jun 2026): revenue Rs 65.4 Cr (+15.7% YoY), operating EBITDA Rs 16.4 Cr (+69.6% YoY, 25.1% margin, +796 bps), PAT Rs 12.2 Cr (+103% YoY)</w:t>
+      </w:r>
+    </w:p>
+    <w:p>
+      <w:pPr>
+        <w:pStyle w:val="ListParagraph"/>
+        <w:numPr>
+          <w:ilvl w:val="0"/>
+          <w:numId w:val="1"/>
+        </w:numPr>
+        <w:spacing w:after="60"/>
+      </w:pPr>
+      <w:r>
+        <w:t xml:space="preserve">izmo Microsystems: ~Rs 9.24 Cr revenue for a second consecutive quarter - a sustained elevated base, not a one-off</w:t>
+      </w:r>
+    </w:p>
+    <w:p>
+      <w:pPr>
+        <w:spacing w:after="120"/>
+      </w:pPr>
+      <w:r>
+        <w:rPr>
+          <w:b/>
+          <w:bCs/>
+          <w:sz w:val="20"/>
+          <w:szCs w:val="20"/>
+        </w:rPr>
+        <w:t xml:space="preserve">Exchange announcements (last 6 months):</w:t>
+      </w:r>
+    </w:p>
+    <w:p>
+      <w:pPr>
+        <w:pStyle w:val="ListParagraph"/>
+        <w:numPr>
+          <w:ilvl w:val="0"/>
+          <w:numId w:val="1"/>
+        </w:numPr>
+        <w:spacing w:after="60"/>
+      </w:pPr>
+      <w:r>
+        <w:t xml:space="preserve">Designated Photonic IC Packaging Partner for India's National Silicon Photonics Mission (CPPICS / IIT Madras).</w:t>
+      </w:r>
+    </w:p>
+    <w:p>
+      <w:pPr>
+        <w:pStyle w:val="ListParagraph"/>
+        <w:numPr>
+          <w:ilvl w:val="0"/>
+          <w:numId w:val="1"/>
+        </w:numPr>
+        <w:spacing w:after="60"/>
+      </w:pPr>
+      <w:r>
+        <w:t xml:space="preserve">Developed a 40 GHz RF semiconductor package; production shipments begun for defence and secure communications (Sep 2026).</w:t>
+      </w:r>
+    </w:p>
+    <w:p>
+      <w:pPr>
+        <w:pStyle w:val="ListParagraph"/>
+        <w:numPr>
+          <w:ilvl w:val="0"/>
+          <w:numId w:val="1"/>
+        </w:numPr>
+        <w:spacing w:after="60"/>
+      </w:pPr>
+      <w:r>
+        <w:t xml:space="preserve">FY27 izmo Microsystems revenue guidance Rs 45-50 Cr; order book Rs 40 Cr, pipeline Rs 100 Cr.</w:t>
+      </w:r>
+    </w:p>
+    <w:p>
+      <w:pPr>
+        <w:pStyle w:val="ListParagraph"/>
+        <w:numPr>
+          <w:ilvl w:val="0"/>
+          <w:numId w:val="1"/>
+        </w:numPr>
+        <w:spacing w:after="60"/>
+      </w:pPr>
+      <w:r>
+        <w:t xml:space="preserve">Fund-raise announced to expand packaging capacity toward ~Rs 1,200 Cr addressable top-line; project mid-FY28, revenue from Q3 FY28.</w:t>
+      </w:r>
+    </w:p>
+    <w:p>
+      <w:pPr>
+        <w:pStyle w:val="ListParagraph"/>
+        <w:numPr>
+          <w:ilvl w:val="0"/>
+          <w:numId w:val="1"/>
+        </w:numPr>
+        <w:spacing w:after="60"/>
+      </w:pPr>
+      <w:r>
+        <w:t xml:space="preserve">FrogData AI products scaling within the FordDirect US dealer ecosystem.</w:t>
+      </w:r>
+    </w:p>
+    <w:p>
+      <w:pPr>
+        <w:pStyle w:val="ListParagraph"/>
+        <w:numPr>
+          <w:ilvl w:val="0"/>
+          <w:numId w:val="1"/>
+        </w:numPr>
+        <w:spacing w:after="60"/>
+      </w:pPr>
+      <w:r>
+        <w:t xml:space="preserve">AGM 25-Sep-2026: MD Sanjay Soni and WTD/CFO Kiran Soni reappointments; CSE delisting notice.</w:t>
+      </w:r>
+    </w:p>
+    <w:p>
+      <w:pPr>
+        <w:spacing w:after="120"/>
+      </w:pPr>
+      <w:r>
+        <w:rPr>
+          <w:b/>
+          <w:bCs/>
+          <w:sz w:val="20"/>
+          <w:szCs w:val="20"/>
+        </w:rPr>
+        <w:t xml:space="preserve">Key new facts vs. the prior write-up:</w:t>
+      </w:r>
+    </w:p>
+    <w:p>
+      <w:pPr>
+        <w:pStyle w:val="ListParagraph"/>
+        <w:numPr>
+          <w:ilvl w:val="0"/>
+          <w:numId w:val="1"/>
+        </w:numPr>
+        <w:spacing w:after="60"/>
+      </w:pPr>
+      <w:r>
+        <w:t xml:space="preserve">The photonics/semicon segment is now revenue-generating and shipping product for defence - a genuine step up from 'lab/early stage' at the last pass.</w:t>
+      </w:r>
+    </w:p>
+    <w:p>
+      <w:pPr>
+        <w:pStyle w:val="ListParagraph"/>
+        <w:numPr>
+          <w:ilvl w:val="0"/>
+          <w:numId w:val="1"/>
+        </w:numPr>
+        <w:spacing w:after="60"/>
+      </w:pPr>
+      <w:r>
+        <w:t xml:space="preserve">Explicit FY27 guidance (Rs 45-50 Cr) and an order book/pipeline give the optionality a near-term checkpoint.</w:t>
+      </w:r>
+    </w:p>
+    <w:p>
+      <w:pPr>
+        <w:pStyle w:val="ListParagraph"/>
+        <w:numPr>
+          <w:ilvl w:val="0"/>
+          <w:numId w:val="1"/>
+        </w:numPr>
+        <w:spacing w:after="60"/>
+      </w:pPr>
+      <w:r>
+        <w:t xml:space="preserve">Core software profitability inflected (25% EBITDA margin in Q1 FY27) on FrogData/FordDirect scale.</w:t>
+      </w:r>
+    </w:p>
+    <w:p>
+      <w:pPr>
+        <w:pStyle w:val="ListParagraph"/>
+        <w:numPr>
+          <w:ilvl w:val="0"/>
+          <w:numId w:val="1"/>
+        </w:numPr>
+        <w:spacing w:after="60"/>
+      </w:pPr>
+      <w:r>
+        <w:t xml:space="preserve">Governance situation unchanged: no resolution reported on the promoter's legal matter; US books still flagged as unaudited.</w:t>
+      </w:r>
+    </w:p>
+    <w:p>
+      <w:pPr>
+        <w:spacing w:after="120"/>
+      </w:pPr>
+      <w:r>
+        <w:rPr>
+          <w:b/>
+          <w:bCs/>
+          <w:sz w:val="20"/>
+          <w:szCs w:val="20"/>
+        </w:rPr>
+        <w:t xml:space="preserve">Open questions / what to watch:</w:t>
+      </w:r>
+    </w:p>
+    <w:p>
+      <w:pPr>
+        <w:pStyle w:val="ListParagraph"/>
+        <w:numPr>
+          <w:ilvl w:val="0"/>
+          <w:numId w:val="1"/>
+        </w:numPr>
+        <w:spacing w:after="60"/>
+      </w:pPr>
+      <w:r>
+        <w:t xml:space="preserve">Will izmo Microsystems actually deliver Rs 45-50 Cr in FY27, and at what margin?</w:t>
+      </w:r>
+    </w:p>
+    <w:p>
+      <w:pPr>
+        <w:pStyle w:val="ListParagraph"/>
+        <w:numPr>
+          <w:ilvl w:val="0"/>
+          <w:numId w:val="1"/>
+        </w:numPr>
+        <w:spacing w:after="60"/>
+      </w:pPr>
+      <w:r>
+        <w:t xml:space="preserve">Size, pricing and dilution of the planned capacity-expansion fund-raise?</w:t>
+      </w:r>
+    </w:p>
+    <w:p>
+      <w:pPr>
+        <w:pStyle w:val="ListParagraph"/>
+        <w:numPr>
+          <w:ilvl w:val="0"/>
+          <w:numId w:val="1"/>
+        </w:numPr>
+        <w:spacing w:after="60"/>
+      </w:pPr>
+      <w:r>
+        <w:t xml:space="preserve">Status of the MD's criminal duty-evasion matter and any SEBI follow-through?</w:t>
+      </w:r>
+    </w:p>
+    <w:p>
+      <w:pPr>
+        <w:pStyle w:val="ListParagraph"/>
+        <w:numPr>
+          <w:ilvl w:val="0"/>
+          <w:numId w:val="1"/>
+        </w:numPr>
+        <w:spacing w:after="60"/>
+      </w:pPr>
+      <w:r>
+        <w:t xml:space="preserve">When do the US subsidiary books get a clean statutory audit?</w:t>
+      </w:r>
+    </w:p>
+    <w:p>
+      <w:pPr>
+        <w:spacing w:after="120" w:before="120"/>
+      </w:pPr>
+      <w:r>
+        <w:rPr>
+          <w:b/>
+          <w:bCs/>
+          <w:sz w:val="20"/>
+          <w:szCs w:val="20"/>
+        </w:rPr>
+        <w:t xml:space="preserve">Conviction impact: </w:t>
+      </w:r>
+      <w:r>
+        <w:rPr>
+          <w:sz w:val="20"/>
+          <w:szCs w:val="20"/>
+        </w:rPr>
+        <w:t xml:space="preserve">Low -&gt; Low. Four-box rises to 3.0 as the semicon bet turns early-commercial (shipments, order book, guidance, national-mission designation), so thesis_fit 10x-in-2-3-years is retained. Conviction held at Low by the promoter-integrity overhang, unaudited US books, still-tiny segment scale and fund-raise dilution risk.</w:t>
       </w:r>
     </w:p>
     <w:p>
@@ -276,15 +793,22 @@
         <w:spacing w:after="120" w:before="280"/>
       </w:pPr>
       <w:r>
-        <w:t xml:space="preserve">ValuePickr Community Signal</w:t>
-      </w:r>
-    </w:p>
-    <w:p>
-      <w:pPr>
-        <w:spacing w:after="120"/>
-      </w:pPr>
-      <w:r>
-        <w:t xml:space="preserve">Read the most recent ~32 of ~85 posts (topic 18631), 2024–Aug 2026. Bulls (Agastya, Nabendu – 29 loves) frame it as a VC-like asymmetric bet on photonics. A sustained, well-supported bear thread runs alongside: SEBI found IZMO's claims about a defence subsidiary (Hughes Precision Manufacturing) misleading in 2017-18 (Debojit_Kangsa_Banik); promoter Sanjay Soni had bail revoked by the Bombay High Court in an ammunition import-duty-evasion case (rajpanda, Dec-2025); US books of accounts not audited (Phaeton); management loose on guidance and 'shifts goalposts' (anna).</w:t>
+        <w:t xml:space="preserve">Guidance &amp; Expectation Gap</w:t>
+      </w:r>
+    </w:p>
+    <w:p>
+      <w:pPr>
+        <w:spacing w:after="120"/>
+      </w:pPr>
+      <w:r>
+        <w:rPr>
+          <w:i/>
+          <w:iCs/>
+          <w:color w:val="666666"/>
+          <w:sz w:val="18"/>
+          <w:szCs w:val="18"/>
+        </w:rPr>
+        <w:t xml:space="preserve">Management guidance decoded into commitments, graded on the expectation → action → operational → commercial → financial ladder, then compared to what the current price appears to assume. Method: playbook/guidance-and-expectation-gap.md.</w:t>
       </w:r>
     </w:p>
     <w:p>
@@ -298,14 +822,949 @@
           <w:sz w:val="20"/>
           <w:szCs w:val="20"/>
         </w:rPr>
-        <w:t xml:space="preserve">High-conviction call from a top contributor: </w:t>
-      </w:r>
-      <w:r>
-        <w:rPr>
-          <w:sz w:val="20"/>
-          <w:szCs w:val="20"/>
-        </w:rPr>
-        <w:t xml:space="preserve">rajpanda (elevated trusted user) posted the bail-revocation news (16-Dec-2025) — a risk flag, not a conviction call. No trusted-roster bull call. No formal high-conviction call logged.</w:t>
+        <w:t xml:space="preserve">Commitment ladder (most-proven first):</w:t>
+      </w:r>
+    </w:p>
+    <w:tbl>
+      <w:tblPr>
+        <w:tblW w:type="dxa" w:w="9000"/>
+        <w:tblBorders>
+          <w:top w:val="single" w:color="auto" w:sz="4"/>
+          <w:left w:val="single" w:color="auto" w:sz="4"/>
+          <w:bottom w:val="single" w:color="auto" w:sz="4"/>
+          <w:right w:val="single" w:color="auto" w:sz="4"/>
+          <w:insideH w:val="single" w:color="auto" w:sz="4"/>
+          <w:insideV w:val="single" w:color="auto" w:sz="4"/>
+        </w:tblBorders>
+      </w:tblPr>
+      <w:tblGrid>
+        <w:gridCol w:w="1100"/>
+        <w:gridCol w:w="2600"/>
+        <w:gridCol w:w="2400"/>
+        <w:gridCol w:w="900"/>
+        <w:gridCol w:w="1200"/>
+        <w:gridCol w:w="800"/>
+      </w:tblGrid>
+      <w:tr>
+        <w:trPr>
+          <w:tblHeader/>
+        </w:trPr>
+        <w:tc>
+          <w:tcPr>
+            <w:tcW w:type="dxa" w:w="1100"/>
+            <w:shd w:fill="F2F2F2" w:val="clear"/>
+          </w:tcPr>
+          <w:p>
+            <w:r>
+              <w:rPr>
+                <w:b/>
+                <w:bCs/>
+                <w:sz w:val="18"/>
+                <w:szCs w:val="18"/>
+              </w:rPr>
+              <w:t xml:space="preserve">Area</w:t>
+            </w:r>
+          </w:p>
+        </w:tc>
+        <w:tc>
+          <w:tcPr>
+            <w:tcW w:type="dxa" w:w="2600"/>
+            <w:shd w:fill="F2F2F2" w:val="clear"/>
+          </w:tcPr>
+          <w:p>
+            <w:r>
+              <w:rPr>
+                <w:b/>
+                <w:bCs/>
+                <w:sz w:val="18"/>
+                <w:szCs w:val="18"/>
+              </w:rPr>
+              <w:t xml:space="preserve">Commitment</w:t>
+            </w:r>
+          </w:p>
+        </w:tc>
+        <w:tc>
+          <w:tcPr>
+            <w:tcW w:type="dxa" w:w="2400"/>
+            <w:shd w:fill="F2F2F2" w:val="clear"/>
+          </w:tcPr>
+          <w:p>
+            <w:r>
+              <w:rPr>
+                <w:b/>
+                <w:bCs/>
+                <w:sz w:val="18"/>
+                <w:szCs w:val="18"/>
+              </w:rPr>
+              <w:t xml:space="preserve">Specifics</w:t>
+            </w:r>
+          </w:p>
+        </w:tc>
+        <w:tc>
+          <w:tcPr>
+            <w:tcW w:type="dxa" w:w="900"/>
+            <w:shd w:fill="F2F2F2" w:val="clear"/>
+          </w:tcPr>
+          <w:p>
+            <w:r>
+              <w:rPr>
+                <w:b/>
+                <w:bCs/>
+                <w:sz w:val="18"/>
+                <w:szCs w:val="18"/>
+              </w:rPr>
+              <w:t xml:space="preserve">By when</w:t>
+            </w:r>
+          </w:p>
+        </w:tc>
+        <w:tc>
+          <w:tcPr>
+            <w:tcW w:type="dxa" w:w="1200"/>
+            <w:shd w:fill="F2F2F2" w:val="clear"/>
+          </w:tcPr>
+          <w:p>
+            <w:r>
+              <w:rPr>
+                <w:b/>
+                <w:bCs/>
+                <w:sz w:val="18"/>
+                <w:szCs w:val="18"/>
+              </w:rPr>
+              <w:t xml:space="preserve">Stage</w:t>
+            </w:r>
+          </w:p>
+        </w:tc>
+        <w:tc>
+          <w:tcPr>
+            <w:tcW w:type="dxa" w:w="800"/>
+            <w:shd w:fill="F2F2F2" w:val="clear"/>
+          </w:tcPr>
+          <w:p>
+            <w:r>
+              <w:rPr>
+                <w:b/>
+                <w:bCs/>
+                <w:sz w:val="18"/>
+                <w:szCs w:val="18"/>
+              </w:rPr>
+              <w:t xml:space="preserve">Thesis-critical</w:t>
+            </w:r>
+          </w:p>
+        </w:tc>
+      </w:tr>
+      <w:tr>
+        <w:tc>
+          <w:tcPr>
+            <w:tcW w:type="dxa" w:w="1100"/>
+          </w:tcPr>
+          <w:p>
+            <w:r>
+              <w:rPr>
+                <w:b w:val="false"/>
+                <w:bCs w:val="false"/>
+                <w:sz w:val="18"/>
+                <w:szCs w:val="18"/>
+              </w:rPr>
+              <w:t xml:space="preserve">new_business</w:t>
+            </w:r>
+          </w:p>
+        </w:tc>
+        <w:tc>
+          <w:tcPr>
+            <w:tcW w:type="dxa" w:w="2600"/>
+          </w:tcPr>
+          <w:p>
+            <w:r>
+              <w:rPr>
+                <w:b w:val="false"/>
+                <w:bCs w:val="false"/>
+                <w:sz w:val="18"/>
+                <w:szCs w:val="18"/>
+              </w:rPr>
+              <w:t xml:space="preserve">izmo Microsystems to generate Rs 45-50 Cr revenue in FY27</w:t>
+            </w:r>
+          </w:p>
+        </w:tc>
+        <w:tc>
+          <w:tcPr>
+            <w:tcW w:type="dxa" w:w="2400"/>
+          </w:tcPr>
+          <w:p>
+            <w:r>
+              <w:rPr>
+                <w:b w:val="false"/>
+                <w:bCs w:val="false"/>
+                <w:sz w:val="18"/>
+                <w:szCs w:val="18"/>
+              </w:rPr>
+              <w:t xml:space="preserve">order book Rs 40 Cr, pipeline Rs 100 Cr; Q1 FY27 run-rate ~Rs 9.2 Cr</w:t>
+            </w:r>
+          </w:p>
+        </w:tc>
+        <w:tc>
+          <w:tcPr>
+            <w:tcW w:type="dxa" w:w="900"/>
+          </w:tcPr>
+          <w:p>
+            <w:r>
+              <w:rPr>
+                <w:b w:val="false"/>
+                <w:bCs w:val="false"/>
+                <w:sz w:val="18"/>
+                <w:szCs w:val="18"/>
+              </w:rPr>
+              <w:t xml:space="preserve">FY27</w:t>
+            </w:r>
+          </w:p>
+        </w:tc>
+        <w:tc>
+          <w:tcPr>
+            <w:tcW w:type="dxa" w:w="1200"/>
+          </w:tcPr>
+          <w:p>
+            <w:r>
+              <w:rPr>
+                <w:b w:val="false"/>
+                <w:bCs w:val="false"/>
+                <w:sz w:val="18"/>
+                <w:szCs w:val="18"/>
+              </w:rPr>
+              <w:t xml:space="preserve">commercial</w:t>
+            </w:r>
+          </w:p>
+        </w:tc>
+        <w:tc>
+          <w:tcPr>
+            <w:tcW w:type="dxa" w:w="800"/>
+          </w:tcPr>
+          <w:p>
+            <w:r>
+              <w:rPr>
+                <w:b w:val="false"/>
+                <w:bCs w:val="false"/>
+                <w:sz w:val="18"/>
+                <w:szCs w:val="18"/>
+              </w:rPr>
+              <w:t xml:space="preserve">yes</w:t>
+            </w:r>
+          </w:p>
+        </w:tc>
+      </w:tr>
+      <w:tr>
+        <w:tc>
+          <w:tcPr>
+            <w:tcW w:type="dxa" w:w="1100"/>
+          </w:tcPr>
+          <w:p>
+            <w:r>
+              <w:rPr>
+                <w:b w:val="false"/>
+                <w:bCs w:val="false"/>
+                <w:sz w:val="18"/>
+                <w:szCs w:val="18"/>
+              </w:rPr>
+              <w:t xml:space="preserve">capacity</w:t>
+            </w:r>
+          </w:p>
+        </w:tc>
+        <w:tc>
+          <w:tcPr>
+            <w:tcW w:type="dxa" w:w="2600"/>
+          </w:tcPr>
+          <w:p>
+            <w:r>
+              <w:rPr>
+                <w:b w:val="false"/>
+                <w:bCs w:val="false"/>
+                <w:sz w:val="18"/>
+                <w:szCs w:val="18"/>
+              </w:rPr>
+              <w:t xml:space="preserve">Expand packaging capacity toward ~Rs 1,200 Cr addressable top-line</w:t>
+            </w:r>
+          </w:p>
+        </w:tc>
+        <w:tc>
+          <w:tcPr>
+            <w:tcW w:type="dxa" w:w="2400"/>
+          </w:tcPr>
+          <w:p>
+            <w:r>
+              <w:rPr>
+                <w:b w:val="false"/>
+                <w:bCs w:val="false"/>
+                <w:sz w:val="18"/>
+                <w:szCs w:val="18"/>
+              </w:rPr>
+              <w:t xml:space="preserve">fund-raise planned; project mid-FY28; revenue from Q3 FY28</w:t>
+            </w:r>
+          </w:p>
+        </w:tc>
+        <w:tc>
+          <w:tcPr>
+            <w:tcW w:type="dxa" w:w="900"/>
+          </w:tcPr>
+          <w:p>
+            <w:r>
+              <w:rPr>
+                <w:b w:val="false"/>
+                <w:bCs w:val="false"/>
+                <w:sz w:val="18"/>
+                <w:szCs w:val="18"/>
+              </w:rPr>
+              <w:t xml:space="preserve">FY28</w:t>
+            </w:r>
+          </w:p>
+        </w:tc>
+        <w:tc>
+          <w:tcPr>
+            <w:tcW w:type="dxa" w:w="1200"/>
+          </w:tcPr>
+          <w:p>
+            <w:r>
+              <w:rPr>
+                <w:b w:val="false"/>
+                <w:bCs w:val="false"/>
+                <w:sz w:val="18"/>
+                <w:szCs w:val="18"/>
+              </w:rPr>
+              <w:t xml:space="preserve">action</w:t>
+            </w:r>
+          </w:p>
+        </w:tc>
+        <w:tc>
+          <w:tcPr>
+            <w:tcW w:type="dxa" w:w="800"/>
+          </w:tcPr>
+          <w:p>
+            <w:r>
+              <w:rPr>
+                <w:b w:val="false"/>
+                <w:bCs w:val="false"/>
+                <w:sz w:val="18"/>
+                <w:szCs w:val="18"/>
+              </w:rPr>
+              <w:t xml:space="preserve">yes</w:t>
+            </w:r>
+          </w:p>
+        </w:tc>
+      </w:tr>
+      <w:tr>
+        <w:tc>
+          <w:tcPr>
+            <w:tcW w:type="dxa" w:w="1100"/>
+          </w:tcPr>
+          <w:p>
+            <w:r>
+              <w:rPr>
+                <w:b w:val="false"/>
+                <w:bCs w:val="false"/>
+                <w:sz w:val="18"/>
+                <w:szCs w:val="18"/>
+              </w:rPr>
+              <w:t xml:space="preserve">growth</w:t>
+            </w:r>
+          </w:p>
+        </w:tc>
+        <w:tc>
+          <w:tcPr>
+            <w:tcW w:type="dxa" w:w="2600"/>
+          </w:tcPr>
+          <w:p>
+            <w:r>
+              <w:rPr>
+                <w:b w:val="false"/>
+                <w:bCs w:val="false"/>
+                <w:sz w:val="18"/>
+                <w:szCs w:val="18"/>
+              </w:rPr>
+              <w:t xml:space="preserve">Core auto-software ~25-30% growth with FrogData/FordDirect scale-up</w:t>
+            </w:r>
+          </w:p>
+        </w:tc>
+        <w:tc>
+          <w:tcPr>
+            <w:tcW w:type="dxa" w:w="2400"/>
+          </w:tcPr>
+          <w:p>
+            <w:r>
+              <w:rPr>
+                <w:b w:val="false"/>
+                <w:bCs w:val="false"/>
+                <w:sz w:val="18"/>
+                <w:szCs w:val="18"/>
+              </w:rPr>
+              <w:t xml:space="preserve">Q1 FY27 revenue +15.7% YoY, EBITDA margin 25%</w:t>
+            </w:r>
+          </w:p>
+        </w:tc>
+        <w:tc>
+          <w:tcPr>
+            <w:tcW w:type="dxa" w:w="900"/>
+          </w:tcPr>
+          <w:p>
+            <w:r>
+              <w:rPr>
+                <w:b w:val="false"/>
+                <w:bCs w:val="false"/>
+                <w:sz w:val="18"/>
+                <w:szCs w:val="18"/>
+              </w:rPr>
+              <w:t xml:space="preserve">FY27</w:t>
+            </w:r>
+          </w:p>
+        </w:tc>
+        <w:tc>
+          <w:tcPr>
+            <w:tcW w:type="dxa" w:w="1200"/>
+          </w:tcPr>
+          <w:p>
+            <w:r>
+              <w:rPr>
+                <w:b w:val="false"/>
+                <w:bCs w:val="false"/>
+                <w:sz w:val="18"/>
+                <w:szCs w:val="18"/>
+              </w:rPr>
+              <w:t xml:space="preserve">financial</w:t>
+            </w:r>
+          </w:p>
+        </w:tc>
+        <w:tc>
+          <w:tcPr>
+            <w:tcW w:type="dxa" w:w="800"/>
+          </w:tcPr>
+          <w:p>
+            <w:r>
+              <w:rPr>
+                <w:b w:val="false"/>
+                <w:bCs w:val="false"/>
+                <w:sz w:val="18"/>
+                <w:szCs w:val="18"/>
+              </w:rPr>
+              <w:t xml:space="preserve"/>
+            </w:r>
+          </w:p>
+        </w:tc>
+      </w:tr>
+    </w:tbl>
+    <w:p>
+      <w:pPr>
+        <w:spacing w:after="60" w:before="120"/>
+      </w:pPr>
+      <w:r>
+        <w:rPr>
+          <w:b/>
+          <w:bCs/>
+          <w:sz w:val="20"/>
+          <w:szCs w:val="20"/>
+        </w:rPr>
+        <w:t xml:space="preserve">Earnings chain: </w:t>
+      </w:r>
+      <w:r>
+        <w:rPr>
+          <w:b w:val="false"/>
+          <w:bCs w:val="false"/>
+          <w:sz w:val="20"/>
+          <w:szCs w:val="20"/>
+        </w:rPr>
+        <w:t xml:space="preserve">national mission designation + defence validation</w:t>
+      </w:r>
+      <w:r>
+        <w:rPr>
+          <w:color w:val="666666"/>
+          <w:sz w:val="20"/>
+          <w:szCs w:val="20"/>
+        </w:rPr>
+        <w:t xml:space="preserve"> → </w:t>
+      </w:r>
+      <w:r>
+        <w:rPr>
+          <w:b w:val="false"/>
+          <w:bCs w:val="false"/>
+          <w:sz w:val="20"/>
+          <w:szCs w:val="20"/>
+        </w:rPr>
+        <w:t xml:space="preserve">order book (Rs 40 Cr) + pipeline (Rs 100 Cr)</w:t>
+      </w:r>
+      <w:r>
+        <w:rPr>
+          <w:color w:val="666666"/>
+          <w:sz w:val="20"/>
+          <w:szCs w:val="20"/>
+        </w:rPr>
+        <w:t xml:space="preserve"> → </w:t>
+      </w:r>
+      <w:r>
+        <w:rPr>
+          <w:b w:val="false"/>
+          <w:bCs w:val="false"/>
+          <w:sz w:val="20"/>
+          <w:szCs w:val="20"/>
+        </w:rPr>
+        <w:t xml:space="preserve">izmo Microsystems revenue Rs 45-50 Cr FY27</w:t>
+      </w:r>
+      <w:r>
+        <w:rPr>
+          <w:color w:val="666666"/>
+          <w:sz w:val="20"/>
+          <w:szCs w:val="20"/>
+        </w:rPr>
+        <w:t xml:space="preserve"> → </w:t>
+      </w:r>
+      <w:r>
+        <w:rPr>
+          <w:b/>
+          <w:bCs/>
+          <w:color w:val="A32020"/>
+          <w:sz w:val="20"/>
+          <w:szCs w:val="20"/>
+        </w:rPr>
+        <w:t xml:space="preserve">capacity fund-raise + build-out</w:t>
+      </w:r>
+      <w:r>
+        <w:rPr>
+          <w:color w:val="666666"/>
+          <w:sz w:val="20"/>
+          <w:szCs w:val="20"/>
+        </w:rPr>
+        <w:t xml:space="preserve"> → </w:t>
+      </w:r>
+      <w:r>
+        <w:rPr>
+          <w:b w:val="false"/>
+          <w:bCs w:val="false"/>
+          <w:sz w:val="20"/>
+          <w:szCs w:val="20"/>
+        </w:rPr>
+        <w:t xml:space="preserve">scale revenue from Q3 FY28</w:t>
+      </w:r>
+      <w:r>
+        <w:rPr>
+          <w:color w:val="666666"/>
+          <w:sz w:val="20"/>
+          <w:szCs w:val="20"/>
+        </w:rPr>
+        <w:t xml:space="preserve"> → </w:t>
+      </w:r>
+      <w:r>
+        <w:rPr>
+          <w:b w:val="false"/>
+          <w:bCs w:val="false"/>
+          <w:sz w:val="20"/>
+          <w:szCs w:val="20"/>
+        </w:rPr>
+        <w:t xml:space="preserve">group PAT re-rating</w:t>
+      </w:r>
+    </w:p>
+    <w:p>
+      <w:pPr>
+        <w:spacing w:after="120"/>
+      </w:pPr>
+      <w:r>
+        <w:rPr>
+          <w:color w:val="666666"/>
+          <w:sz w:val="18"/>
+          <w:szCs w:val="18"/>
+        </w:rPr>
+        <w:t xml:space="preserve">Bottleneck link: capacity fund-raise + build-out.</w:t>
+      </w:r>
+    </w:p>
+    <w:p>
+      <w:pPr>
+        <w:spacing w:after="120"/>
+      </w:pPr>
+      <w:r>
+        <w:rPr>
+          <w:color w:val="666666"/>
+          <w:sz w:val="18"/>
+          <w:szCs w:val="18"/>
+        </w:rPr>
+        <w:t xml:space="preserve">Operating leverage: yes — core software already showing it (EBITDA margin +796 bps YoY in Q1 FY27); semicon leverage unproven at scale</w:t>
+      </w:r>
+    </w:p>
+    <w:p>
+      <w:pPr>
+        <w:spacing w:after="120"/>
+      </w:pPr>
+      <w:r>
+        <w:rPr>
+          <w:color w:val="666666"/>
+          <w:sz w:val="18"/>
+          <w:szCs w:val="18"/>
+        </w:rPr>
+        <w:t xml:space="preserve">Evidenced: national mission designation + defence validation; order book (Rs 40 Cr) + pipeline (Rs 100 Cr). Still assumed: izmo Microsystems revenue Rs 45-50 Cr FY27; capacity fund-raise + build-out; scale revenue from Q3 FY28; group PAT re-rating.</w:t>
+      </w:r>
+    </w:p>
+    <w:p>
+      <w:pPr>
+        <w:spacing w:after="120"/>
+      </w:pPr>
+      <w:r>
+        <w:rPr>
+          <w:b/>
+          <w:bCs/>
+          <w:sz w:val="20"/>
+          <w:szCs w:val="20"/>
+        </w:rPr>
+        <w:t xml:space="preserve">Market expectation vs. our path:</w:t>
+      </w:r>
+    </w:p>
+    <w:tbl>
+      <w:tblPr>
+        <w:tblW w:type="dxa" w:w="9000"/>
+        <w:tblBorders>
+          <w:top w:val="single" w:color="auto" w:sz="4"/>
+          <w:left w:val="single" w:color="auto" w:sz="4"/>
+          <w:bottom w:val="single" w:color="auto" w:sz="4"/>
+          <w:right w:val="single" w:color="auto" w:sz="4"/>
+          <w:insideH w:val="single" w:color="auto" w:sz="4"/>
+          <w:insideV w:val="single" w:color="auto" w:sz="4"/>
+        </w:tblBorders>
+      </w:tblPr>
+      <w:tblGrid>
+        <w:gridCol w:w="3200"/>
+        <w:gridCol w:w="5800"/>
+      </w:tblGrid>
+      <w:tr>
+        <w:tc>
+          <w:tcPr>
+            <w:tcW w:type="dxa" w:w="3200"/>
+            <w:shd w:fill="F2F2F2" w:val="clear"/>
+          </w:tcPr>
+          <w:p>
+            <w:r>
+              <w:rPr>
+                <w:b/>
+                <w:bCs/>
+              </w:rPr>
+              <w:t xml:space="preserve">As of</w:t>
+            </w:r>
+          </w:p>
+        </w:tc>
+        <w:tc>
+          <w:tcPr>
+            <w:tcW w:type="dxa" w:w="5800"/>
+          </w:tcPr>
+          <w:p>
+            <w:r>
+              <w:t xml:space="preserve">2026-09-08</w:t>
+            </w:r>
+          </w:p>
+        </w:tc>
+      </w:tr>
+      <w:tr>
+        <w:tc>
+          <w:tcPr>
+            <w:tcW w:type="dxa" w:w="3200"/>
+            <w:shd w:fill="F2F2F2" w:val="clear"/>
+          </w:tcPr>
+          <w:p>
+            <w:r>
+              <w:rPr>
+                <w:b/>
+                <w:bCs/>
+              </w:rPr>
+              <w:t xml:space="preserve">Price / multiple</w:t>
+            </w:r>
+          </w:p>
+        </w:tc>
+        <w:tc>
+          <w:tcPr>
+            <w:tcW w:type="dxa" w:w="5800"/>
+          </w:tcPr>
+          <w:p>
+            <w:r>
+              <w:t xml:space="preserve">Rs 908 · 25.3x P/E</w:t>
+            </w:r>
+          </w:p>
+        </w:tc>
+      </w:tr>
+      <w:tr>
+        <w:tc>
+          <w:tcPr>
+            <w:tcW w:type="dxa" w:w="3200"/>
+            <w:shd w:fill="F2F2F2" w:val="clear"/>
+          </w:tcPr>
+          <w:p>
+            <w:r>
+              <w:rPr>
+                <w:b/>
+                <w:bCs/>
+              </w:rPr>
+              <w:t xml:space="preserve">Right valuation lens</w:t>
+            </w:r>
+          </w:p>
+        </w:tc>
+        <w:tc>
+          <w:tcPr>
+            <w:tcW w:type="dxa" w:w="5800"/>
+          </w:tcPr>
+          <w:p>
+            <w:r>
+              <w:t xml:space="preserve">P/E</w:t>
+            </w:r>
+          </w:p>
+        </w:tc>
+      </w:tr>
+      <w:tr>
+        <w:tc>
+          <w:tcPr>
+            <w:tcW w:type="dxa" w:w="3200"/>
+            <w:shd w:fill="F2F2F2" w:val="clear"/>
+          </w:tcPr>
+          <w:p>
+            <w:r>
+              <w:rPr>
+                <w:b/>
+                <w:bCs/>
+              </w:rPr>
+              <w:t xml:space="preserve">Price implies</w:t>
+            </w:r>
+          </w:p>
+        </w:tc>
+        <w:tc>
+          <w:tcPr>
+            <w:tcW w:type="dxa" w:w="5800"/>
+          </w:tcPr>
+          <w:p>
+            <w:r>
+              <w:t xml:space="preserve">~20-25% group EPS CAGR FY26-FY28 justifies ~25x at a ~22-25x exit on the core alone; the semicon platform is largely an unpriced call option (Rs 1,360 Cr mcap vs a Rs 1,200 Cr addressable-capacity ambition)</w:t>
+            </w:r>
+          </w:p>
+        </w:tc>
+      </w:tr>
+      <w:tr>
+        <w:tc>
+          <w:tcPr>
+            <w:tcW w:type="dxa" w:w="3200"/>
+            <w:shd w:fill="F2F2F2" w:val="clear"/>
+          </w:tcPr>
+          <w:p>
+            <w:r>
+              <w:rPr>
+                <w:b/>
+                <w:bCs/>
+              </w:rPr>
+              <w:t xml:space="preserve">Our FY27</w:t>
+            </w:r>
+          </w:p>
+        </w:tc>
+        <w:tc>
+          <w:tcPr>
+            <w:tcW w:type="dxa" w:w="5800"/>
+          </w:tcPr>
+          <w:p>
+            <w:r>
+              <w:t xml:space="preserve">group revenue Rs 330-360 Cr (+15-25%), PAT Rs 55-65 Cr; izmo Microsystems Rs 40-50 Cr at a low/ramp margin</w:t>
+            </w:r>
+          </w:p>
+        </w:tc>
+      </w:tr>
+      <w:tr>
+        <w:tc>
+          <w:tcPr>
+            <w:tcW w:type="dxa" w:w="3200"/>
+            <w:shd w:fill="F2F2F2" w:val="clear"/>
+          </w:tcPr>
+          <w:p>
+            <w:r>
+              <w:rPr>
+                <w:b/>
+                <w:bCs/>
+              </w:rPr>
+              <w:t xml:space="preserve">Our FY28</w:t>
+            </w:r>
+          </w:p>
+        </w:tc>
+        <w:tc>
+          <w:tcPr>
+            <w:tcW w:type="dxa" w:w="5800"/>
+          </w:tcPr>
+          <w:p>
+            <w:r>
+              <w:t xml:space="preserve">if the fund-raise lands and scale revenue starts Q3 FY28, group revenue Rs 420-520 Cr and PAT Rs 75-100 Cr - wide, execution- and dilution-dependent</w:t>
+            </w:r>
+          </w:p>
+        </w:tc>
+      </w:tr>
+      <w:tr>
+        <w:tc>
+          <w:tcPr>
+            <w:tcW w:type="dxa" w:w="3200"/>
+            <w:shd w:fill="F2F2F2" w:val="clear"/>
+          </w:tcPr>
+          <w:p>
+            <w:r>
+              <w:rPr>
+                <w:b/>
+                <w:bCs/>
+              </w:rPr>
+              <w:t xml:space="preserve">Gap direction</w:t>
+            </w:r>
+          </w:p>
+        </w:tc>
+        <w:tc>
+          <w:tcPr>
+            <w:tcW w:type="dxa" w:w="5800"/>
+          </w:tcPr>
+          <w:p>
+            <w:r>
+              <w:t xml:space="preserve">partially-priced</w:t>
+            </w:r>
+          </w:p>
+        </w:tc>
+      </w:tr>
+      <w:tr>
+        <w:tc>
+          <w:tcPr>
+            <w:tcW w:type="dxa" w:w="3200"/>
+            <w:shd w:fill="F2F2F2" w:val="clear"/>
+          </w:tcPr>
+          <w:p>
+            <w:r>
+              <w:rPr>
+                <w:b/>
+                <w:bCs/>
+              </w:rPr>
+              <w:t xml:space="preserve">Gap type</w:t>
+            </w:r>
+          </w:p>
+        </w:tc>
+        <w:tc>
+          <w:tcPr>
+            <w:tcW w:type="dxa" w:w="5800"/>
+          </w:tcPr>
+          <w:p>
+            <w:r>
+              <w:t xml:space="preserve">new_business</w:t>
+            </w:r>
+          </w:p>
+        </w:tc>
+      </w:tr>
+      <w:tr>
+        <w:tc>
+          <w:tcPr>
+            <w:tcW w:type="dxa" w:w="3200"/>
+            <w:shd w:fill="F2F2F2" w:val="clear"/>
+          </w:tcPr>
+          <w:p>
+            <w:r>
+              <w:rPr>
+                <w:b/>
+                <w:bCs/>
+              </w:rPr>
+              <w:t xml:space="preserve">Gap magnitude</w:t>
+            </w:r>
+          </w:p>
+        </w:tc>
+        <w:tc>
+          <w:tcPr>
+            <w:tcW w:type="dxa" w:w="5800"/>
+          </w:tcPr>
+          <w:p>
+            <w:r>
+              <w:t xml:space="preserve">20% (our FY28 PAT vs implied)</w:t>
+            </w:r>
+          </w:p>
+        </w:tc>
+      </w:tr>
+      <w:tr>
+        <w:tc>
+          <w:tcPr>
+            <w:tcW w:type="dxa" w:w="3200"/>
+            <w:shd w:fill="F2F2F2" w:val="clear"/>
+          </w:tcPr>
+          <w:p>
+            <w:r>
+              <w:rPr>
+                <w:b/>
+                <w:bCs/>
+              </w:rPr>
+              <w:t xml:space="preserve">Gap basis</w:t>
+            </w:r>
+          </w:p>
+        </w:tc>
+        <w:tc>
+          <w:tcPr>
+            <w:tcW w:type="dxa" w:w="5800"/>
+          </w:tcPr>
+          <w:p>
+            <w:r>
+              <w:t xml:space="preserve">the multiple prices the core software franchise fairly; the semicon/photonics platform now has commercial evidence but is not in the earnings base or the multiple</w:t>
+            </w:r>
+          </w:p>
+        </w:tc>
+      </w:tr>
+      <w:tr>
+        <w:tc>
+          <w:tcPr>
+            <w:tcW w:type="dxa" w:w="3200"/>
+            <w:shd w:fill="F2F2F2" w:val="clear"/>
+          </w:tcPr>
+          <w:p>
+            <w:r>
+              <w:rPr>
+                <w:b/>
+                <w:bCs/>
+              </w:rPr>
+              <w:t xml:space="preserve">Evidence quality</w:t>
+            </w:r>
+          </w:p>
+        </w:tc>
+        <w:tc>
+          <w:tcPr>
+            <w:tcW w:type="dxa" w:w="5800"/>
+          </w:tcPr>
+          <w:p>
+            <w:r>
+              <w:t xml:space="preserve">monitor</w:t>
+            </w:r>
+          </w:p>
+        </w:tc>
+      </w:tr>
+    </w:tbl>
+    <w:p>
+      <w:pPr>
+        <w:spacing w:after="120"/>
+      </w:pPr>
+      <w:r>
+        <w:rPr>
+          <w:i/>
+          <w:iCs/>
+          <w:color w:val="666666"/>
+          <w:sz w:val="16"/>
+          <w:szCs w:val="16"/>
+        </w:rPr>
+        <w:t xml:space="preserve">no broker consensus; implied path is a reverse-P/E estimate + screener.in forward figures + VP thread view</w:t>
+      </w:r>
+    </w:p>
+    <w:p>
+      <w:pPr>
+        <w:spacing w:after="120" w:before="120"/>
+      </w:pPr>
+      <w:r>
+        <w:rPr>
+          <w:b/>
+          <w:bCs/>
+          <w:sz w:val="20"/>
+          <w:szCs w:val="20"/>
+        </w:rPr>
+        <w:t xml:space="preserve">Catalyst: </w:t>
+      </w:r>
+      <w:r>
+        <w:rPr>
+          <w:sz w:val="20"/>
+          <w:szCs w:val="20"/>
+        </w:rPr>
+        <w:t xml:space="preserve">izmo Microsystems quarterly revenue tracking to the Rs 45-50 Cr FY27 guide + terms of the capacity-expansion fund-raise</w:t>
+      </w:r>
+      <w:r>
+        <w:rPr>
+          <w:color w:val="666666"/>
+          <w:sz w:val="18"/>
+          <w:szCs w:val="18"/>
+        </w:rPr>
+        <w:t xml:space="preserve"> (window ~9M from 2026-09-08; undated; evidence med; pending)</w:t>
       </w:r>
     </w:p>
     <w:p>
@@ -314,15 +1773,727 @@
         <w:spacing w:after="120" w:before="280"/>
       </w:pPr>
       <w:r>
-        <w:t xml:space="preserve">BSE Corporate Actions / Other Red Flags</w:t>
-      </w:r>
-    </w:p>
-    <w:p>
-      <w:pPr>
-        <w:spacing w:after="120"/>
-      </w:pPr>
-      <w:r>
-        <w:t xml:space="preserve">Not independently checked. Governance history is the key issue: a prior SEBI finding of misleading disclosure (2017-18) and a criminal duty-evasion matter against the promoter with bail revoked (2025). Promoter holding is rising (~35% toward a stated ~40%), so this is not a 'promoter-holding-collapse' red flag, but promoter integrity is a live concern.</w:t>
+        <w:t xml:space="preserve">Ishmohit-Lens Checks (value chain · earnings quality · growth trajectory · management · quality metrics · track record · global-signal check)</w:t>
+      </w:r>
+    </w:p>
+    <w:p>
+      <w:pPr>
+        <w:spacing w:after="120"/>
+      </w:pPr>
+      <w:r>
+        <w:rPr>
+          <w:i/>
+          <w:iCs/>
+          <w:color w:val="666666"/>
+          <w:sz w:val="18"/>
+          <w:szCs w:val="18"/>
+        </w:rPr>
+        <w:t xml:space="preserve">Extra checks drawn from @ishmohit1 / SOIC methodology (playbook/ishmohit-soic-style.md): where the company sits in its value chain and what the supply side is doing, whether a margin/PAT inflection is structural or a cyclical peak, the rate-of-change of growth vs. what the multiple demands, and management quality as a positive attribute.</w:t>
+      </w:r>
+    </w:p>
+    <w:p>
+      <w:pPr>
+        <w:spacing w:after="120"/>
+      </w:pPr>
+      <w:r>
+        <w:rPr>
+          <w:b/>
+          <w:bCs/>
+          <w:sz w:val="20"/>
+          <w:szCs w:val="20"/>
+        </w:rPr>
+        <w:t xml:space="preserve">Value chain &amp; supply side:</w:t>
+      </w:r>
+    </w:p>
+    <w:tbl>
+      <w:tblPr>
+        <w:tblW w:type="dxa" w:w="9000"/>
+        <w:tblBorders>
+          <w:top w:val="single" w:color="auto" w:sz="4"/>
+          <w:left w:val="single" w:color="auto" w:sz="4"/>
+          <w:bottom w:val="single" w:color="auto" w:sz="4"/>
+          <w:right w:val="single" w:color="auto" w:sz="4"/>
+          <w:insideH w:val="single" w:color="auto" w:sz="4"/>
+          <w:insideV w:val="single" w:color="auto" w:sz="4"/>
+        </w:tblBorders>
+      </w:tblPr>
+      <w:tblGrid>
+        <w:gridCol w:w="3200"/>
+        <w:gridCol w:w="5800"/>
+      </w:tblGrid>
+      <w:tr>
+        <w:tc>
+          <w:tcPr>
+            <w:tcW w:type="dxa" w:w="3200"/>
+            <w:shd w:fill="F2F2F2" w:val="clear"/>
+          </w:tcPr>
+          <w:p>
+            <w:r>
+              <w:rPr>
+                <w:b/>
+                <w:bCs/>
+              </w:rPr>
+              <w:t xml:space="preserve">Theme</w:t>
+            </w:r>
+          </w:p>
+        </w:tc>
+        <w:tc>
+          <w:tcPr>
+            <w:tcW w:type="dxa" w:w="5800"/>
+          </w:tcPr>
+          <w:p>
+            <w:r>
+              <w:t xml:space="preserve">silicon-photonics / advanced semiconductor packaging (OSAT) for defence + optical networking</w:t>
+            </w:r>
+          </w:p>
+        </w:tc>
+      </w:tr>
+      <w:tr>
+        <w:tc>
+          <w:tcPr>
+            <w:tcW w:type="dxa" w:w="3200"/>
+            <w:shd w:fill="F2F2F2" w:val="clear"/>
+          </w:tcPr>
+          <w:p>
+            <w:r>
+              <w:rPr>
+                <w:b/>
+                <w:bCs/>
+              </w:rPr>
+              <w:t xml:space="preserve">This company's position</w:t>
+            </w:r>
+          </w:p>
+        </w:tc>
+        <w:tc>
+          <w:tcPr>
+            <w:tcW w:type="dxa" w:w="5800"/>
+          </w:tcPr>
+          <w:p>
+            <w:r>
+              <w:t xml:space="preserve">early domestic packaging partner; national Silicon Photonics Mission designation; core adjacency in automotive retail software</w:t>
+            </w:r>
+          </w:p>
+        </w:tc>
+      </w:tr>
+      <w:tr>
+        <w:tc>
+          <w:tcPr>
+            <w:tcW w:type="dxa" w:w="3200"/>
+            <w:shd w:fill="F2F2F2" w:val="clear"/>
+          </w:tcPr>
+          <w:p>
+            <w:r>
+              <w:rPr>
+                <w:b/>
+                <w:bCs/>
+              </w:rPr>
+              <w:t xml:space="preserve">Bottleneck node (pricing power)</w:t>
+            </w:r>
+          </w:p>
+        </w:tc>
+        <w:tc>
+          <w:tcPr>
+            <w:tcW w:type="dxa" w:w="5800"/>
+          </w:tcPr>
+          <w:p>
+            <w:r>
+              <w:t xml:space="preserve">packaging/assembly capacity + qualified processes for high-frequency RF and photonic ICs</w:t>
+            </w:r>
+          </w:p>
+        </w:tc>
+      </w:tr>
+      <w:tr>
+        <w:tc>
+          <w:tcPr>
+            <w:tcW w:type="dxa" w:w="3200"/>
+            <w:shd w:fill="F2F2F2" w:val="clear"/>
+          </w:tcPr>
+          <w:p>
+            <w:r>
+              <w:rPr>
+                <w:b/>
+                <w:bCs/>
+              </w:rPr>
+              <w:t xml:space="preserve">Supply-side status</w:t>
+            </w:r>
+          </w:p>
+        </w:tc>
+        <w:tc>
+          <w:tcPr>
+            <w:tcW w:type="dxa" w:w="5800"/>
+          </w:tcPr>
+          <w:p>
+            <w:r>
+              <w:t xml:space="preserve">unclear</w:t>
+            </w:r>
+          </w:p>
+        </w:tc>
+      </w:tr>
+      <w:tr>
+        <w:tc>
+          <w:tcPr>
+            <w:tcW w:type="dxa" w:w="3200"/>
+            <w:shd w:fill="F2F2F2" w:val="clear"/>
+          </w:tcPr>
+          <w:p>
+            <w:r>
+              <w:rPr>
+                <w:b/>
+                <w:bCs/>
+              </w:rPr>
+              <w:t xml:space="preserve">Adjacent-node peers</w:t>
+            </w:r>
+          </w:p>
+        </w:tc>
+        <w:tc>
+          <w:tcPr>
+            <w:tcW w:type="dxa" w:w="5800"/>
+          </w:tcPr>
+          <w:p>
+            <w:r>
+              <w:t xml:space="preserve">Kaynes Semicon, CDIL / SPEL Semiconductor, Tata Electronics (OSAT), global: Amkor, ASE</w:t>
+            </w:r>
+          </w:p>
+        </w:tc>
+      </w:tr>
+    </w:tbl>
+    <w:p>
+      <w:pPr>
+        <w:spacing w:after="120"/>
+      </w:pPr>
+      <w:r>
+        <w:rPr>
+          <w:color w:val="666666"/>
+          <w:sz w:val="18"/>
+          <w:szCs w:val="18"/>
+        </w:rPr>
+        <w:t xml:space="preserve">India OSAT/packaging is nascent and policy-pushed; being an early designated partner is a first-mover edge, but larger, better-capitalised entrants (Kaynes, Tata) are building the same capability - the moat is designation + defence qualification, not scale.</w:t>
+      </w:r>
+    </w:p>
+    <w:p>
+      <w:pPr>
+        <w:spacing w:after="60" w:before="120"/>
+      </w:pPr>
+      <w:r>
+        <w:rPr>
+          <w:b/>
+          <w:bCs/>
+          <w:sz w:val="20"/>
+          <w:szCs w:val="20"/>
+        </w:rPr>
+        <w:t xml:space="preserve">Earnings quality: </w:t>
+      </w:r>
+      <w:r>
+        <w:rPr>
+          <w:sz w:val="20"/>
+          <w:szCs w:val="20"/>
+        </w:rPr>
+        <w:t xml:space="preserve">margin driver mixed</w:t>
+      </w:r>
+      <w:r>
+        <w:rPr>
+          <w:b/>
+          <w:bCs/>
+          <w:color w:val="A32020"/>
+          <w:sz w:val="20"/>
+          <w:szCs w:val="20"/>
+        </w:rPr>
+        <w:t xml:space="preserve">  — PEAK-MARGIN RISK: do not capitalise current margins</w:t>
+      </w:r>
+    </w:p>
+    <w:p>
+      <w:pPr>
+        <w:spacing w:after="120"/>
+      </w:pPr>
+      <w:r>
+        <w:rPr>
+          <w:color w:val="666666"/>
+          <w:sz w:val="18"/>
+          <w:szCs w:val="18"/>
+        </w:rPr>
+        <w:t xml:space="preserve">Drivers: operating leverage in core software (FrogData/FordDirect scale) - structural; one favourable quarter mix in Q1 FY27 (margin +796 bps YoY looks partly step-change, partly timing); semicon revenue at ramp/low margin - dilutive near term; high working-capital intensity ties up the cash the P&amp;L reports.</w:t>
+      </w:r>
+    </w:p>
+    <w:p>
+      <w:pPr>
+        <w:spacing w:after="120"/>
+      </w:pPr>
+      <w:r>
+        <w:rPr>
+          <w:color w:val="666666"/>
+          <w:sz w:val="18"/>
+          <w:szCs w:val="18"/>
+        </w:rPr>
+        <w:t xml:space="preserve">Q1 FY27's 25% operating EBITDA margin is well above the FY26 ~18% level; some is genuine leverage but a through-cycle core margin is more likely ~18-21%. Treat 25% as an above-trend print, not the new base.</w:t>
+      </w:r>
+    </w:p>
+    <w:p>
+      <w:pPr>
+        <w:spacing w:after="60" w:before="120"/>
+      </w:pPr>
+      <w:r>
+        <w:rPr>
+          <w:b/>
+          <w:bCs/>
+          <w:sz w:val="20"/>
+          <w:szCs w:val="20"/>
+        </w:rPr>
+        <w:t xml:space="preserve">Growth trajectory: </w:t>
+      </w:r>
+      <w:r>
+        <w:rPr>
+          <w:b w:val="false"/>
+          <w:bCs w:val="false"/>
+          <w:sz w:val="20"/>
+          <w:szCs w:val="20"/>
+        </w:rPr>
+        <w:t xml:space="preserve">YoY growth rate is accelerating</w:t>
+      </w:r>
+    </w:p>
+    <w:p>
+      <w:pPr>
+        <w:spacing w:after="120"/>
+      </w:pPr>
+      <w:r>
+        <w:rPr>
+          <w:color w:val="666666"/>
+          <w:sz w:val="18"/>
+          <w:szCs w:val="18"/>
+        </w:rPr>
+        <w:t xml:space="preserve">Revenue YoY: Q1 FY27 +15.7%; FY26 full-year ~+26%; PAT growth much faster (Q1 FY27 +103% YoY) on margin expansion. Semicon segment newly at a ~Rs 9 Cr/quarter base from near-zero.</w:t>
+      </w:r>
+    </w:p>
+    <w:p>
+      <w:pPr>
+        <w:spacing w:after="120"/>
+      </w:pPr>
+      <w:r>
+        <w:rPr>
+          <w:color w:val="666666"/>
+          <w:sz w:val="18"/>
+          <w:szCs w:val="18"/>
+        </w:rPr>
+        <w:t xml:space="preserve">Reverse P/E: ~25x needs ~20%+ EPS CAGR; core is delivering that on margin expansion, but the PAT-growth rate is flattered by a low base and an above-trend margin quarter - sustainable rate is likely lower than the last print suggests.</w:t>
+      </w:r>
+    </w:p>
+    <w:p>
+      <w:pPr>
+        <w:spacing w:after="120"/>
+      </w:pPr>
+      <w:r>
+        <w:rPr>
+          <w:b/>
+          <w:bCs/>
+          <w:sz w:val="20"/>
+          <w:szCs w:val="20"/>
+        </w:rPr>
+        <w:t xml:space="preserve">Management quality (TVGP's "P"):</w:t>
+      </w:r>
+    </w:p>
+    <w:tbl>
+      <w:tblPr>
+        <w:tblW w:type="dxa" w:w="9000"/>
+        <w:tblBorders>
+          <w:top w:val="single" w:color="auto" w:sz="4"/>
+          <w:left w:val="single" w:color="auto" w:sz="4"/>
+          <w:bottom w:val="single" w:color="auto" w:sz="4"/>
+          <w:right w:val="single" w:color="auto" w:sz="4"/>
+          <w:insideH w:val="single" w:color="auto" w:sz="4"/>
+          <w:insideV w:val="single" w:color="auto" w:sz="4"/>
+        </w:tblBorders>
+      </w:tblPr>
+      <w:tblGrid>
+        <w:gridCol w:w="3200"/>
+        <w:gridCol w:w="5800"/>
+      </w:tblGrid>
+      <w:tr>
+        <w:tc>
+          <w:tcPr>
+            <w:tcW w:type="dxa" w:w="3200"/>
+            <w:shd w:fill="F2F2F2" w:val="clear"/>
+          </w:tcPr>
+          <w:p>
+            <w:r>
+              <w:rPr>
+                <w:b/>
+                <w:bCs/>
+              </w:rPr>
+              <w:t xml:space="preserve">Assessment</w:t>
+            </w:r>
+          </w:p>
+        </w:tc>
+        <w:tc>
+          <w:tcPr>
+            <w:tcW w:type="dxa" w:w="5800"/>
+          </w:tcPr>
+          <w:p>
+            <w:r>
+              <w:t xml:space="preserve">concern</w:t>
+            </w:r>
+          </w:p>
+        </w:tc>
+      </w:tr>
+      <w:tr>
+        <w:tc>
+          <w:tcPr>
+            <w:tcW w:type="dxa" w:w="3200"/>
+            <w:shd w:fill="F2F2F2" w:val="clear"/>
+          </w:tcPr>
+          <w:p>
+            <w:r>
+              <w:rPr>
+                <w:b/>
+                <w:bCs/>
+              </w:rPr>
+              <w:t xml:space="preserve">Capital allocation</w:t>
+            </w:r>
+          </w:p>
+        </w:tc>
+        <w:tc>
+          <w:tcPr>
+            <w:tcW w:type="dxa" w:w="5800"/>
+          </w:tcPr>
+          <w:p>
+            <w:r>
+              <w:t xml:space="preserve">Retaining all earnings (no dividend) to fund the semicon pivot - defensible given the opportunity, but unproven. Historical capital allocation into the core built a niche global position at low-teens ROCE. The new-segment bet is large relative to the balance sheet and will need external capital. (unclear)</w:t>
+            </w:r>
+          </w:p>
+        </w:tc>
+      </w:tr>
+      <w:tr>
+        <w:tc>
+          <w:tcPr>
+            <w:tcW w:type="dxa" w:w="3200"/>
+            <w:shd w:fill="F2F2F2" w:val="clear"/>
+          </w:tcPr>
+          <w:p>
+            <w:r>
+              <w:rPr>
+                <w:b/>
+                <w:bCs/>
+              </w:rPr>
+              <w:t xml:space="preserve">Related-party trend</w:t>
+            </w:r>
+          </w:p>
+        </w:tc>
+        <w:tc>
+          <w:tcPr>
+            <w:tcW w:type="dxa" w:w="5800"/>
+          </w:tcPr>
+          <w:p>
+            <w:r>
+              <w:t xml:space="preserve">unclear</w:t>
+            </w:r>
+          </w:p>
+        </w:tc>
+      </w:tr>
+      <w:tr>
+        <w:tc>
+          <w:tcPr>
+            <w:tcW w:type="dxa" w:w="3200"/>
+            <w:shd w:fill="F2F2F2" w:val="clear"/>
+          </w:tcPr>
+          <w:p>
+            <w:r>
+              <w:rPr>
+                <w:b/>
+                <w:bCs/>
+              </w:rPr>
+              <w:t xml:space="preserve">Guidance credibility</w:t>
+            </w:r>
+          </w:p>
+        </w:tc>
+        <w:tc>
+          <w:tcPr>
+            <w:tcW w:type="dxa" w:w="5800"/>
+          </w:tcPr>
+          <w:p>
+            <w:r>
+              <w:t xml:space="preserve">over-promises</w:t>
+            </w:r>
+          </w:p>
+        </w:tc>
+      </w:tr>
+      <w:tr>
+        <w:tc>
+          <w:tcPr>
+            <w:tcW w:type="dxa" w:w="3200"/>
+            <w:shd w:fill="F2F2F2" w:val="clear"/>
+          </w:tcPr>
+          <w:p>
+            <w:r>
+              <w:rPr>
+                <w:b/>
+                <w:bCs/>
+              </w:rPr>
+              <w:t xml:space="preserve">Shareholder returns</w:t>
+            </w:r>
+          </w:p>
+        </w:tc>
+        <w:tc>
+          <w:tcPr>
+            <w:tcW w:type="dxa" w:w="5800"/>
+          </w:tcPr>
+          <w:p>
+            <w:r>
+              <w:t xml:space="preserve">none</w:t>
+            </w:r>
+          </w:p>
+        </w:tc>
+      </w:tr>
+      <w:tr>
+        <w:tc>
+          <w:tcPr>
+            <w:tcW w:type="dxa" w:w="3200"/>
+            <w:shd w:fill="F2F2F2" w:val="clear"/>
+          </w:tcPr>
+          <w:p>
+            <w:r>
+              <w:rPr>
+                <w:b/>
+                <w:bCs/>
+              </w:rPr>
+              <w:t xml:space="preserve">Capability ladder / VAP</w:t>
+            </w:r>
+          </w:p>
+        </w:tc>
+        <w:tc>
+          <w:tcPr>
+            <w:tcW w:type="dxa" w:w="5800"/>
+          </w:tcPr>
+          <w:p>
+            <w:r>
+              <w:t xml:space="preserve">Explicit move up the value curve: automotive imaging/CRM -&gt; data analytics -&gt; advanced semiconductor/photonic-IC packaging</w:t>
+            </w:r>
+          </w:p>
+        </w:tc>
+      </w:tr>
+    </w:tbl>
+    <w:p>
+      <w:pPr>
+        <w:spacing w:after="120"/>
+      </w:pPr>
+      <w:r>
+        <w:rPr>
+          <w:b/>
+          <w:bCs/>
+          <w:sz w:val="20"/>
+          <w:szCs w:val="20"/>
+        </w:rPr>
+        <w:t xml:space="preserve">Quality metrics (ROCE · debt · FCF · margin · capex):</w:t>
+      </w:r>
+    </w:p>
+    <w:tbl>
+      <w:tblPr>
+        <w:tblW w:type="dxa" w:w="9000"/>
+        <w:tblBorders>
+          <w:top w:val="single" w:color="auto" w:sz="4"/>
+          <w:left w:val="single" w:color="auto" w:sz="4"/>
+          <w:bottom w:val="single" w:color="auto" w:sz="4"/>
+          <w:right w:val="single" w:color="auto" w:sz="4"/>
+          <w:insideH w:val="single" w:color="auto" w:sz="4"/>
+          <w:insideV w:val="single" w:color="auto" w:sz="4"/>
+        </w:tblBorders>
+      </w:tblPr>
+      <w:tblGrid>
+        <w:gridCol w:w="3200"/>
+        <w:gridCol w:w="5800"/>
+      </w:tblGrid>
+      <w:tr>
+        <w:tc>
+          <w:tcPr>
+            <w:tcW w:type="dxa" w:w="3200"/>
+            <w:shd w:fill="F2F2F2" w:val="clear"/>
+          </w:tcPr>
+          <w:p>
+            <w:r>
+              <w:rPr>
+                <w:b/>
+                <w:bCs/>
+              </w:rPr>
+              <w:t xml:space="preserve">Assessment</w:t>
+            </w:r>
+          </w:p>
+        </w:tc>
+        <w:tc>
+          <w:tcPr>
+            <w:tcW w:type="dxa" w:w="5800"/>
+          </w:tcPr>
+          <w:p>
+            <w:r>
+              <w:t xml:space="preserve">neutral</w:t>
+            </w:r>
+          </w:p>
+        </w:tc>
+      </w:tr>
+      <w:tr>
+        <w:tc>
+          <w:tcPr>
+            <w:tcW w:type="dxa" w:w="3200"/>
+            <w:shd w:fill="F2F2F2" w:val="clear"/>
+          </w:tcPr>
+          <w:p>
+            <w:r>
+              <w:rPr>
+                <w:b/>
+                <w:bCs/>
+              </w:rPr>
+              <w:t xml:space="preserve">ROCE</w:t>
+            </w:r>
+          </w:p>
+        </w:tc>
+        <w:tc>
+          <w:tcPr>
+            <w:tcW w:type="dxa" w:w="5800"/>
+          </w:tcPr>
+          <w:p>
+            <w:r>
+              <w:t xml:space="preserve">13% (improving)</w:t>
+            </w:r>
+          </w:p>
+        </w:tc>
+      </w:tr>
+      <w:tr>
+        <w:tc>
+          <w:tcPr>
+            <w:tcW w:type="dxa" w:w="3200"/>
+            <w:shd w:fill="F2F2F2" w:val="clear"/>
+          </w:tcPr>
+          <w:p>
+            <w:r>
+              <w:rPr>
+                <w:b/>
+                <w:bCs/>
+              </w:rPr>
+              <w:t xml:space="preserve">Leverage</w:t>
+            </w:r>
+          </w:p>
+        </w:tc>
+        <w:tc>
+          <w:tcPr>
+            <w:tcW w:type="dxa" w:w="5800"/>
+          </w:tcPr>
+          <w:p>
+            <w:r>
+              <w:t xml:space="preserve">Net debt/EBITDA -0.5x</w:t>
+            </w:r>
+          </w:p>
+        </w:tc>
+      </w:tr>
+      <w:tr>
+        <w:tc>
+          <w:tcPr>
+            <w:tcW w:type="dxa" w:w="3200"/>
+            <w:shd w:fill="F2F2F2" w:val="clear"/>
+          </w:tcPr>
+          <w:p>
+            <w:r>
+              <w:rPr>
+                <w:b/>
+                <w:bCs/>
+              </w:rPr>
+              <w:t xml:space="preserve">FCF conversion</w:t>
+            </w:r>
+          </w:p>
+        </w:tc>
+        <w:tc>
+          <w:tcPr>
+            <w:tcW w:type="dxa" w:w="5800"/>
+          </w:tcPr>
+          <w:p>
+            <w:r>
+              <w:t xml:space="preserve">—</w:t>
+            </w:r>
+          </w:p>
+        </w:tc>
+      </w:tr>
+      <w:tr>
+        <w:tc>
+          <w:tcPr>
+            <w:tcW w:type="dxa" w:w="3200"/>
+            <w:shd w:fill="F2F2F2" w:val="clear"/>
+          </w:tcPr>
+          <w:p>
+            <w:r>
+              <w:rPr>
+                <w:b/>
+                <w:bCs/>
+              </w:rPr>
+              <w:t xml:space="preserve">Margin trend</w:t>
+            </w:r>
+          </w:p>
+        </w:tc>
+        <w:tc>
+          <w:tcPr>
+            <w:tcW w:type="dxa" w:w="5800"/>
+          </w:tcPr>
+          <w:p>
+            <w:r>
+              <w:t xml:space="preserve">expanding</w:t>
+            </w:r>
+          </w:p>
+        </w:tc>
+      </w:tr>
+      <w:tr>
+        <w:tc>
+          <w:tcPr>
+            <w:tcW w:type="dxa" w:w="3200"/>
+            <w:shd w:fill="F2F2F2" w:val="clear"/>
+          </w:tcPr>
+          <w:p>
+            <w:r>
+              <w:rPr>
+                <w:b/>
+                <w:bCs/>
+              </w:rPr>
+              <w:t xml:space="preserve">Capex efficiency</w:t>
+            </w:r>
+          </w:p>
+        </w:tc>
+        <w:tc>
+          <w:tcPr>
+            <w:tcW w:type="dxa" w:w="5800"/>
+          </w:tcPr>
+          <w:p>
+            <w:r>
+              <w:t xml:space="preserve">unclear</w:t>
+            </w:r>
+          </w:p>
+        </w:tc>
+      </w:tr>
+    </w:tbl>
+    <w:p>
+      <w:pPr>
+        <w:spacing w:after="60" w:before="120"/>
+      </w:pPr>
+      <w:r>
+        <w:rPr>
+          <w:b/>
+          <w:bCs/>
+          <w:sz w:val="20"/>
+          <w:szCs w:val="20"/>
+        </w:rPr>
+        <w:t xml:space="preserve">Track record (Coffee Can persistence check): </w:t>
+      </w:r>
+      <w:r>
+        <w:rPr>
+          <w:sz w:val="20"/>
+          <w:szCs w:val="20"/>
+        </w:rPr>
+        <w:t xml:space="preserve">cleared revenue growth ≥10% AND ROCE ≥15% in 1 of the last 5 years (consistency_score 20)</w:t>
+      </w:r>
+    </w:p>
+    <w:p>
+      <w:pPr>
+        <w:spacing w:after="120"/>
+      </w:pPr>
+      <w:r>
+        <w:rPr>
+          <w:color w:val="666666"/>
+          <w:sz w:val="18"/>
+          <w:szCs w:val="18"/>
+        </w:rPr>
+        <w:t xml:space="preserve">FY22-FY26 checked for revenue growth &gt;=10% AND ROCE &gt;=15% in the same year. Revenue growth cleared 10% in most years, but ROCE has generally sat ~12-14%; only FY26 (revenue ~+26%, OPM ~18%, ROCE near ~14-15%) is a plausible clear, and even that is borderline. Consistency of the &gt;=15% ROCE bar is not established.</w:t>
       </w:r>
     </w:p>
     <w:p>
@@ -331,59 +2502,15 @@
         <w:spacing w:after="120" w:before="280"/>
       </w:pPr>
       <w:r>
-        <w:t xml:space="preserve">Bull Case</w:t>
-      </w:r>
-    </w:p>
-    <w:p>
-      <w:pPr>
-        <w:pStyle w:val="ListParagraph"/>
-        <w:numPr>
-          <w:ilvl w:val="0"/>
-          <w:numId w:val="1"/>
-        </w:numPr>
-        <w:spacing w:after="60"/>
-      </w:pPr>
-      <w:r>
-        <w:t xml:space="preserve">Silicon-photonics packaging: partner in India's National Silicon Photonics Mission / CoE-CPPICS; potential chokepoint position with no domestic competitor</w:t>
-      </w:r>
-    </w:p>
-    <w:p>
-      <w:pPr>
-        <w:pStyle w:val="ListParagraph"/>
-        <w:numPr>
-          <w:ilvl w:val="0"/>
-          <w:numId w:val="1"/>
-        </w:numPr>
-        <w:spacing w:after="60"/>
-      </w:pPr>
-      <w:r>
-        <w:t xml:space="preserve">Asymmetric payoff — small mcap vs a large TAM if the packaging platform commercialises</w:t>
-      </w:r>
-    </w:p>
-    <w:p>
-      <w:pPr>
-        <w:pStyle w:val="ListParagraph"/>
-        <w:numPr>
-          <w:ilvl w:val="0"/>
-          <w:numId w:val="1"/>
-        </w:numPr>
-        <w:spacing w:after="60"/>
-      </w:pPr>
-      <w:r>
-        <w:t xml:space="preserve">Geopolitical tailwind: proposed US ban on Chinese optical transceivers</w:t>
-      </w:r>
-    </w:p>
-    <w:p>
-      <w:pPr>
-        <w:pStyle w:val="ListParagraph"/>
-        <w:numPr>
-          <w:ilvl w:val="0"/>
-          <w:numId w:val="1"/>
-        </w:numPr>
-        <w:spacing w:after="60"/>
-      </w:pPr>
-      <w:r>
-        <w:t xml:space="preserve">Core auto-software throws off cash; ~24x P/E is not demanding on the base business</w:t>
+        <w:t xml:space="preserve">Technical Read (Weekly / Monthly MACD + Bollinger Bands, or RSI/CCI/Williams %R proxy)</w:t>
+      </w:r>
+    </w:p>
+    <w:p>
+      <w:pPr>
+        <w:spacing w:after="120"/>
+      </w:pPr>
+      <w:r>
+        <w:t xml:space="preserve">Not pulled. Community notes &gt;50% drawdown from the top and repeated lower circuits in 2025.</w:t>
       </w:r>
     </w:p>
     <w:p>
@@ -392,59 +2519,36 @@
         <w:spacing w:after="120" w:before="280"/>
       </w:pPr>
       <w:r>
-        <w:t xml:space="preserve">Bear Case / Key Risks</w:t>
-      </w:r>
-    </w:p>
-    <w:p>
-      <w:pPr>
-        <w:pStyle w:val="ListParagraph"/>
-        <w:numPr>
-          <w:ilvl w:val="0"/>
-          <w:numId w:val="1"/>
-        </w:numPr>
-        <w:spacing w:after="60"/>
-      </w:pPr>
-      <w:r>
-        <w:t xml:space="preserve">Promoter integrity: prior SEBI misleading-disclosure finding + criminal duty-evasion case with bail revoked (2025)</w:t>
-      </w:r>
-    </w:p>
-    <w:p>
-      <w:pPr>
-        <w:pStyle w:val="ListParagraph"/>
-        <w:numPr>
-          <w:ilvl w:val="0"/>
-          <w:numId w:val="1"/>
-        </w:numPr>
-        <w:spacing w:after="60"/>
-      </w:pPr>
-      <w:r>
-        <w:t xml:space="preserve">US subsidiary accounts not audited; overseas-revenue legitimacy questioned by the community for years</w:t>
-      </w:r>
-    </w:p>
-    <w:p>
-      <w:pPr>
-        <w:pStyle w:val="ListParagraph"/>
-        <w:numPr>
-          <w:ilvl w:val="0"/>
-          <w:numId w:val="1"/>
-        </w:numPr>
-        <w:spacing w:after="60"/>
-      </w:pPr>
-      <w:r>
-        <w:t xml:space="preserve">Photonics is lab/early stage — far better-funded global players have not commercialised it</w:t>
-      </w:r>
-    </w:p>
-    <w:p>
-      <w:pPr>
-        <w:pStyle w:val="ListParagraph"/>
-        <w:numPr>
-          <w:ilvl w:val="0"/>
-          <w:numId w:val="1"/>
-        </w:numPr>
-        <w:spacing w:after="60"/>
-      </w:pPr>
-      <w:r>
-        <w:t xml:space="preserve">Core business has under-delivered vs guidance; management 'shifts goalposts'</w:t>
+        <w:t xml:space="preserve">ValuePickr Community Signal</w:t>
+      </w:r>
+    </w:p>
+    <w:p>
+      <w:pPr>
+        <w:spacing w:after="120"/>
+      </w:pPr>
+      <w:r>
+        <w:t xml:space="preserve">Read the most recent ~32 of ~85 posts (topic 18631), 2024–Aug 2026. Bulls (Agastya, Nabendu – 29 loves) frame it as a VC-like asymmetric bet on photonics. A sustained, well-supported bear thread runs alongside: SEBI found IZMO's claims about a defence subsidiary (Hughes Precision Manufacturing) misleading in 2017-18 (Debojit_Kangsa_Banik); promoter Sanjay Soni had bail revoked by the Bombay High Court in an ammunition import-duty-evasion case (rajpanda, Dec-2025); US books of accounts not audited (Phaeton); management loose on guidance and 'shifts goalposts' (anna).</w:t>
+      </w:r>
+    </w:p>
+    <w:p>
+      <w:pPr>
+        <w:spacing w:after="120"/>
+      </w:pPr>
+      <w:r>
+        <w:rPr>
+          <w:b/>
+          <w:bCs/>
+          <w:sz w:val="20"/>
+          <w:szCs w:val="20"/>
+        </w:rPr>
+        <w:t xml:space="preserve">High-conviction call from a top contributor: </w:t>
+      </w:r>
+      <w:r>
+        <w:rPr>
+          <w:sz w:val="20"/>
+          <w:szCs w:val="20"/>
+        </w:rPr>
+        <w:t xml:space="preserve">rajpanda (elevated trusted user) posted the bail-revocation news (16-Dec-2025) — a risk flag, not a conviction call. No trusted-roster bull call. No formal high-conviction call logged.</w:t>
       </w:r>
     </w:p>
     <w:p>
@@ -453,6 +2557,171 @@
         <w:spacing w:after="120" w:before="280"/>
       </w:pPr>
       <w:r>
+        <w:t xml:space="preserve">BSE Corporate Actions / Other Red Flags</w:t>
+      </w:r>
+    </w:p>
+    <w:p>
+      <w:pPr>
+        <w:spacing w:after="120"/>
+      </w:pPr>
+      <w:r>
+        <w:t xml:space="preserve">Not independently checked. Governance history is the key issue: a prior SEBI finding of misleading disclosure (2017-18) and a criminal duty-evasion matter against the promoter with bail revoked (2025). Promoter holding is rising (~35% toward a stated ~40%), so this is not a 'promoter-holding-collapse' red flag, but promoter integrity is a live concern.</w:t>
+      </w:r>
+    </w:p>
+    <w:p>
+      <w:pPr>
+        <w:pStyle w:val="Heading1"/>
+        <w:spacing w:after="120" w:before="280"/>
+      </w:pPr>
+      <w:r>
+        <w:t xml:space="preserve">Bull Case</w:t>
+      </w:r>
+    </w:p>
+    <w:p>
+      <w:pPr>
+        <w:pStyle w:val="ListParagraph"/>
+        <w:numPr>
+          <w:ilvl w:val="0"/>
+          <w:numId w:val="1"/>
+        </w:numPr>
+        <w:spacing w:after="60"/>
+      </w:pPr>
+      <w:r>
+        <w:t xml:space="preserve">izmo Microsystems has moved from lab-stage to early commercial: 40 GHz RF semiconductor package in production shipment for defence/secure comms; Rs 40 Cr order book, Rs 100 Cr pipeline, Rs 45-50 Cr FY27 revenue guidance</w:t>
+      </w:r>
+    </w:p>
+    <w:p>
+      <w:pPr>
+        <w:pStyle w:val="ListParagraph"/>
+        <w:numPr>
+          <w:ilvl w:val="0"/>
+          <w:numId w:val="1"/>
+        </w:numPr>
+        <w:spacing w:after="60"/>
+      </w:pPr>
+      <w:r>
+        <w:t xml:space="preserve">Designated Photonic IC Packaging Partner for India's National Silicon Photonics Mission (CPPICS / IIT Madras) - a first-mover / regulatory-designation edge with no named domestic competitor</w:t>
+      </w:r>
+    </w:p>
+    <w:p>
+      <w:pPr>
+        <w:pStyle w:val="ListParagraph"/>
+        <w:numPr>
+          <w:ilvl w:val="0"/>
+          <w:numId w:val="1"/>
+        </w:numPr>
+        <w:spacing w:after="60"/>
+      </w:pPr>
+      <w:r>
+        <w:t xml:space="preserve">Fund-raise planned to scale toward ~Rs 1,200 Cr addressable capacity (implementation mid-FY28, revenue from Q3 FY28) - asymmetric payoff vs a Rs 1,360 Cr mcap</w:t>
+      </w:r>
+    </w:p>
+    <w:p>
+      <w:pPr>
+        <w:pStyle w:val="ListParagraph"/>
+        <w:numPr>
+          <w:ilvl w:val="0"/>
+          <w:numId w:val="1"/>
+        </w:numPr>
+        <w:spacing w:after="60"/>
+      </w:pPr>
+      <w:r>
+        <w:t xml:space="preserve">Core auto-software is executing: Q1 FY27 operating EBITDA margin +~800 bps to 25%, PAT +103% YoY, near debt-free, FrogData scaling in the FordDirect US dealer ecosystem</w:t>
+      </w:r>
+    </w:p>
+    <w:p>
+      <w:pPr>
+        <w:pStyle w:val="ListParagraph"/>
+        <w:numPr>
+          <w:ilvl w:val="0"/>
+          <w:numId w:val="1"/>
+        </w:numPr>
+        <w:spacing w:after="60"/>
+      </w:pPr>
+      <w:r>
+        <w:t xml:space="preserve">Geopolitical tailwind: US-China decoupling in optical transceivers / defence electronics</w:t>
+      </w:r>
+    </w:p>
+    <w:p>
+      <w:pPr>
+        <w:pStyle w:val="Heading1"/>
+        <w:spacing w:after="120" w:before="280"/>
+      </w:pPr>
+      <w:r>
+        <w:t xml:space="preserve">Bear Case / Key Risks</w:t>
+      </w:r>
+    </w:p>
+    <w:p>
+      <w:pPr>
+        <w:pStyle w:val="ListParagraph"/>
+        <w:numPr>
+          <w:ilvl w:val="0"/>
+          <w:numId w:val="1"/>
+        </w:numPr>
+        <w:spacing w:after="60"/>
+      </w:pPr>
+      <w:r>
+        <w:t xml:space="preserve">Promoter integrity: a 2017-18 SEBI misleading-disclosure finding plus a criminal duty-evasion matter against the MD with bail revoked by the Bombay High Court (Dec 2025)</w:t>
+      </w:r>
+    </w:p>
+    <w:p>
+      <w:pPr>
+        <w:pStyle w:val="ListParagraph"/>
+        <w:numPr>
+          <w:ilvl w:val="0"/>
+          <w:numId w:val="1"/>
+        </w:numPr>
+        <w:spacing w:after="60"/>
+      </w:pPr>
+      <w:r>
+        <w:t xml:space="preserve">US subsidiary accounts not audited; overseas-revenue legitimacy questioned by the community for years; debtor days ~165 and working capital ~142 days</w:t>
+      </w:r>
+    </w:p>
+    <w:p>
+      <w:pPr>
+        <w:pStyle w:val="ListParagraph"/>
+        <w:numPr>
+          <w:ilvl w:val="0"/>
+          <w:numId w:val="1"/>
+        </w:numPr>
+        <w:spacing w:after="60"/>
+      </w:pPr>
+      <w:r>
+        <w:t xml:space="preserve">Photonics/semicon segment is still tiny (~Rs 9 Cr/quarter) and capacity-scale revenue is 2+ years out (Q3 FY28); execution + fund-raise dilution risk</w:t>
+      </w:r>
+    </w:p>
+    <w:p>
+      <w:pPr>
+        <w:pStyle w:val="ListParagraph"/>
+        <w:numPr>
+          <w:ilvl w:val="0"/>
+          <w:numId w:val="1"/>
+        </w:numPr>
+        <w:spacing w:after="60"/>
+      </w:pPr>
+      <w:r>
+        <w:t xml:space="preserve">Core business has historically under-delivered vs guidance ('shifts goalposts'); no dividend despite consistent profit</w:t>
+      </w:r>
+    </w:p>
+    <w:p>
+      <w:pPr>
+        <w:pStyle w:val="ListParagraph"/>
+        <w:numPr>
+          <w:ilvl w:val="0"/>
+          <w:numId w:val="1"/>
+        </w:numPr>
+        <w:spacing w:after="60"/>
+      </w:pPr>
+      <w:r>
+        <w:t xml:space="preserve">P/E ~25x already embeds a growth premium on the core; the option is real but binary</w:t>
+      </w:r>
+    </w:p>
+    <w:p>
+      <w:pPr>
+        <w:pStyle w:val="Heading1"/>
+        <w:spacing w:after="120" w:before="280"/>
+      </w:pPr>
+      <w:r>
         <w:t xml:space="preserve">Market-Cap Tier (informational — not a gate in this project)</w:t>
       </w:r>
     </w:p>
@@ -465,7 +2734,7 @@
           <w:b/>
           <w:bCs/>
         </w:rPr>
-        <w:t xml:space="preserve">Small/Mid-cap (~Rs 1,280 Cr)</w:t>
+        <w:t xml:space="preserve">Small/Mid-cap (~Rs 1,360 Cr)</w:t>
       </w:r>
     </w:p>
     <w:p>
@@ -493,6 +2762,34 @@
     </w:p>
     <w:p>
       <w:pPr>
+        <w:spacing w:after="120"/>
+      </w:pPr>
+      <w:r>
+        <w:rPr>
+          <w:color w:val="666666"/>
+          <w:sz w:val="20"/>
+          <w:szCs w:val="20"/>
+        </w:rPr>
+        <w:t xml:space="preserve">4-box gate — tailwind: yes · TAM: yes · moat: weak · valuation: weak  (score 3 / 4)</w:t>
+      </w:r>
+    </w:p>
+    <w:p>
+      <w:pPr>
+        <w:spacing w:after="120"/>
+      </w:pPr>
+      <w:r>
+        <w:rPr>
+          <w:i/>
+          <w:iCs/>
+          <w:color w:val="666666"/>
+          <w:sz w:val="20"/>
+          <w:szCs w:val="20"/>
+        </w:rPr>
+        <w:t xml:space="preserve">tailwind=yes (silicon photonics / defence electronics / India semicon mission, US-China decoupling). tam=yes (Rs 1,360 Cr mcap vs a Rs 1,200 Cr addressable-capacity ambition + large OSAT TAM). moat=weak (national-mission designation + defence qualification give a first-mover edge, but Kaynes/Tata are building the same capability - upgraded from 'no' now that product is shipping). valuation=weak (~25x P/E prices the core; semicon is an unpriced but binary option). Score 3.0 -&gt; 10x-in-2-3-years permitted; conviction held Low separately on governance.</w:t>
+      </w:r>
+    </w:p>
+    <w:p>
+      <w:pPr>
         <w:pStyle w:val="Heading1"/>
         <w:spacing w:after="120" w:before="280"/>
       </w:pPr>
@@ -511,46 +2808,59 @@
           <w:sz w:val="24"/>
           <w:szCs w:val="24"/>
         </w:rPr>
-        <w:t xml:space="preserve">A genuine asymmetric photonics optionality, but the promoter-integrity overhang forces Low conviction — treat as speculative, not a core idea</w:t>
-      </w:r>
-    </w:p>
-    <w:p>
-      <w:pPr>
-        <w:pStyle w:val="ListParagraph"/>
-        <w:numPr>
-          <w:ilvl w:val="0"/>
-          <w:numId w:val="1"/>
-        </w:numPr>
-        <w:spacing w:after="60"/>
-      </w:pPr>
-      <w:r>
-        <w:t xml:space="preserve">The silicon-photonics / semiconductor-packaging angle is a real, timely, large-TAM optionality on a small cap → thesis-fit 10x-in-2-3-years on an asymmetric-payoff basis</w:t>
-      </w:r>
-    </w:p>
-    <w:p>
-      <w:pPr>
-        <w:pStyle w:val="ListParagraph"/>
-        <w:numPr>
-          <w:ilvl w:val="0"/>
-          <w:numId w:val="1"/>
-        </w:numPr>
-        <w:spacing w:after="60"/>
-      </w:pPr>
-      <w:r>
-        <w:t xml:space="preserve">Conviction Low: a past SEBI misleading-disclosure finding, an active criminal matter against the promoter (bail revoked), and unaudited US books are severe governance flags; the technology is unproven</w:t>
-      </w:r>
-    </w:p>
-    <w:p>
-      <w:pPr>
-        <w:pStyle w:val="ListParagraph"/>
-        <w:numPr>
-          <w:ilvl w:val="0"/>
-          <w:numId w:val="1"/>
-        </w:numPr>
-        <w:spacing w:after="60"/>
-      </w:pPr>
-      <w:r>
-        <w:t xml:space="preserve">Not tagged a formal red-flag tier (no negative net worth, no promoter-holding collapse, no current SEBI action) but the governance caveats dominate — size any position accordingly</w:t>
+        <w:t xml:space="preserve">Photonics/semicon bet is now early-commercial, not just lab-stage - four-box clears at 3.0 - but the promoter-integrity overhang and unaudited US books hold conviction at Low</w:t>
+      </w:r>
+    </w:p>
+    <w:p>
+      <w:pPr>
+        <w:pStyle w:val="ListParagraph"/>
+        <w:numPr>
+          <w:ilvl w:val="0"/>
+          <w:numId w:val="1"/>
+        </w:numPr>
+        <w:spacing w:after="60"/>
+      </w:pPr>
+      <w:r>
+        <w:t xml:space="preserve">Deep-dive four-box scores 3.0 (tailwind yes, tam yes, moat weak, valuation weak): the semiconductor-packaging platform now has production shipments, an order book, revenue guidance and a national-mission designation, so this is no longer a pure 'unproven technology' - thesis_fit 10x-in-2-3-years stands.</w:t>
+      </w:r>
+    </w:p>
+    <w:p>
+      <w:pPr>
+        <w:pStyle w:val="ListParagraph"/>
+        <w:numPr>
+          <w:ilvl w:val="0"/>
+          <w:numId w:val="1"/>
+        </w:numPr>
+        <w:spacing w:after="60"/>
+      </w:pPr>
+      <w:r>
+        <w:t xml:space="preserve">Conviction stays Low, not higher: (a) governance - a SEBI misleading-disclosure finding and an active criminal matter against the MD with bail revoked, plus unaudited US books that fund a growing share of revenue; (b) the semicon segment is still ~Rs 9 Cr/quarter with scale revenue not due until Q3 FY28; (c) a fund-raise implies dilution.</w:t>
+      </w:r>
+    </w:p>
+    <w:p>
+      <w:pPr>
+        <w:pStyle w:val="ListParagraph"/>
+        <w:numPr>
+          <w:ilvl w:val="0"/>
+          <w:numId w:val="1"/>
+        </w:numPr>
+        <w:spacing w:after="60"/>
+      </w:pPr>
+      <w:r>
+        <w:t xml:space="preserve">Not tagged a formal red-flag tier - no negative net worth, no promoter-holding collapse (holding is rising), no current SEBI order - but the governance caveats dominate; treat as a speculative, small-sized position, not a core idea.</w:t>
+      </w:r>
+    </w:p>
+    <w:p>
+      <w:pPr>
+        <w:pStyle w:val="ListParagraph"/>
+        <w:numPr>
+          <w:ilvl w:val="0"/>
+          <w:numId w:val="1"/>
+        </w:numPr>
+        <w:spacing w:after="60"/>
+      </w:pPr>
+      <w:r>
+        <w:t xml:space="preserve">Upgrade trigger: two-three quarters of izmo Microsystems revenue tracking to/above the Rs 45-50 Cr guide, a clean audit of the US books, and clarity on the promoter's legal matter.</w:t>
       </w:r>
     </w:p>
     <w:p>
